--- a/revision1/Revised_Supplemental materials_26012026.docx
+++ b/revision1/Revised_Supplemental materials_26012026.docx
@@ -298,7 +298,25 @@
           <w:sz w:val="24"/>
           <w:szCs w:val="24"/>
         </w:rPr>
-        <w:t>, Dan W.A. Noble</w:t>
+        <w:t>, Dan</w:t>
+      </w:r>
+      <w:ins w:id="0" w:author="Daniel Noble" w:date="2026-01-28T11:09:00Z" w16du:dateUtc="2026-01-28T10:09:00Z">
+        <w:r>
+          <w:rPr>
+            <w:rFonts w:ascii="Times New Roman" w:hAnsi="Times New Roman" w:cs="Times New Roman"/>
+            <w:sz w:val="24"/>
+            <w:szCs w:val="24"/>
+          </w:rPr>
+          <w:t>iel</w:t>
+        </w:r>
+      </w:ins>
+      <w:r>
+        <w:rPr>
+          <w:rFonts w:ascii="Times New Roman" w:hAnsi="Times New Roman" w:cs="Times New Roman"/>
+          <w:sz w:val="24"/>
+          <w:szCs w:val="24"/>
+        </w:rPr>
+        <w:t xml:space="preserve"> W.A. Noble</w:t>
       </w:r>
       <w:r>
         <w:rPr>
@@ -994,7 +1012,7 @@
         </w:rPr>
         <w:t>deprivation datasets (</w:t>
       </w:r>
-      <w:ins w:id="0" w:author="Ondi Crino" w:date="2026-01-26T13:26:00Z" w16du:dateUtc="2026-01-26T02:56:00Z">
+      <w:ins w:id="1" w:author="Ondi Crino" w:date="2026-01-26T13:26:00Z" w16du:dateUtc="2026-01-26T02:56:00Z">
         <w:r>
           <w:rPr>
             <w:rFonts w:ascii="Times New Roman" w:hAnsi="Times New Roman" w:cs="Times New Roman"/>
@@ -1004,7 +1022,7 @@
           <w:t>Supplemental</w:t>
         </w:r>
       </w:ins>
-      <w:ins w:id="1" w:author="Ondi Crino" w:date="2026-01-26T13:27:00Z" w16du:dateUtc="2026-01-26T02:57:00Z">
+      <w:ins w:id="2" w:author="Ondi Crino" w:date="2026-01-26T13:27:00Z" w16du:dateUtc="2026-01-26T02:57:00Z">
         <w:r>
           <w:rPr>
             <w:rFonts w:ascii="Times New Roman" w:hAnsi="Times New Roman" w:cs="Times New Roman"/>
@@ -1014,7 +1032,7 @@
           <w:t xml:space="preserve"> Figure 1D</w:t>
         </w:r>
       </w:ins>
-      <w:del w:id="2" w:author="Ondi Crino" w:date="2026-01-26T13:27:00Z" w16du:dateUtc="2026-01-26T02:57:00Z">
+      <w:del w:id="3" w:author="Ondi Crino" w:date="2026-01-26T13:27:00Z" w16du:dateUtc="2026-01-26T02:57:00Z">
         <w:r>
           <w:fldChar w:fldCharType="begin"/>
         </w:r>
@@ -1036,7 +1054,7 @@
           <w:fldChar w:fldCharType="end"/>
         </w:r>
       </w:del>
-      <w:del w:id="3" w:author="Ondi Crino" w:date="2026-01-26T13:25:00Z" w16du:dateUtc="2026-01-26T02:55:00Z">
+      <w:del w:id="4" w:author="Ondi Crino" w:date="2026-01-26T13:25:00Z" w16du:dateUtc="2026-01-26T02:55:00Z">
         <w:r>
           <w:rPr>
             <w:rFonts w:ascii="Times New Roman" w:hAnsi="Times New Roman" w:cs="Times New Roman"/>
@@ -1736,9 +1754,9 @@
           <w:sz w:val="24"/>
           <w:szCs w:val="24"/>
         </w:rPr>
-        <w:t xml:space="preserve"> using </w:t>
-      </w:r>
-      <w:ins w:id="4" w:author="Ondi Crino" w:date="2026-01-27T13:22:00Z" w16du:dateUtc="2026-01-27T02:52:00Z">
+        <w:t xml:space="preserve"> </w:t>
+      </w:r>
+      <w:del w:id="5" w:author="Daniel Noble" w:date="2026-01-28T11:19:00Z" w16du:dateUtc="2026-01-28T10:19:00Z">
         <w:r>
           <w:rPr>
             <w:rFonts w:ascii="Times New Roman" w:hAnsi="Times New Roman" w:cs="Times New Roman"/>
@@ -1747,20 +1765,24 @@
             <w:sz w:val="24"/>
             <w:szCs w:val="24"/>
           </w:rPr>
-          <w:t>the coefficient of variance (</w:t>
+          <w:delText xml:space="preserve">using </w:delText>
         </w:r>
+      </w:del>
+      <w:ins w:id="6" w:author="Ondi Crino" w:date="2026-01-27T13:22:00Z" w16du:dateUtc="2026-01-27T02:52:00Z">
+        <w:del w:id="7" w:author="Daniel Noble" w:date="2026-01-28T11:19:00Z" w16du:dateUtc="2026-01-28T10:19:00Z">
+          <w:r>
+            <w:rPr>
+              <w:rFonts w:ascii="Times New Roman" w:hAnsi="Times New Roman" w:cs="Times New Roman"/>
+              <w:b/>
+              <w:bCs/>
+              <w:sz w:val="24"/>
+              <w:szCs w:val="24"/>
+            </w:rPr>
+            <w:delText>the coefficient of variance (</w:delText>
+          </w:r>
+        </w:del>
       </w:ins>
-      <w:r>
-        <w:rPr>
-          <w:rFonts w:ascii="Times New Roman" w:hAnsi="Times New Roman" w:cs="Times New Roman"/>
-          <w:b/>
-          <w:bCs/>
-          <w:sz w:val="24"/>
-          <w:szCs w:val="24"/>
-        </w:rPr>
-        <w:t>CV</w:t>
-      </w:r>
-      <w:ins w:id="5" w:author="Ondi Crino" w:date="2026-01-27T13:22:00Z" w16du:dateUtc="2026-01-27T02:52:00Z">
+      <w:del w:id="8" w:author="Daniel Noble" w:date="2026-01-28T11:19:00Z" w16du:dateUtc="2026-01-28T10:19:00Z">
         <w:r>
           <w:rPr>
             <w:rFonts w:ascii="Times New Roman" w:hAnsi="Times New Roman" w:cs="Times New Roman"/>
@@ -1769,9 +1791,35 @@
             <w:sz w:val="24"/>
             <w:szCs w:val="24"/>
           </w:rPr>
-          <w:t>) estimates</w:t>
+          <w:delText>CV</w:delText>
         </w:r>
+      </w:del>
+      <w:ins w:id="9" w:author="Ondi Crino" w:date="2026-01-27T13:22:00Z" w16du:dateUtc="2026-01-27T02:52:00Z">
+        <w:del w:id="10" w:author="Daniel Noble" w:date="2026-01-28T11:19:00Z" w16du:dateUtc="2026-01-28T10:19:00Z">
+          <w:r>
+            <w:rPr>
+              <w:rFonts w:ascii="Times New Roman" w:hAnsi="Times New Roman" w:cs="Times New Roman"/>
+              <w:b/>
+              <w:bCs/>
+              <w:sz w:val="24"/>
+              <w:szCs w:val="24"/>
+            </w:rPr>
+            <w:delText>) estimates</w:delText>
+          </w:r>
+        </w:del>
       </w:ins>
+      <w:del w:id="11" w:author="Daniel Noble" w:date="2026-01-28T11:19:00Z" w16du:dateUtc="2026-01-28T10:19:00Z">
+        <w:r>
+          <w:rPr>
+            <w:rFonts w:ascii="Times New Roman" w:hAnsi="Times New Roman" w:cs="Times New Roman"/>
+            <w:b/>
+            <w:bCs/>
+            <w:sz w:val="24"/>
+            <w:szCs w:val="24"/>
+          </w:rPr>
+          <w:delText xml:space="preserve"> </w:delText>
+        </w:r>
+      </w:del>
       <w:r>
         <w:rPr>
           <w:rFonts w:ascii="Times New Roman" w:hAnsi="Times New Roman" w:cs="Times New Roman"/>
@@ -1780,8 +1828,9 @@
           <w:sz w:val="24"/>
           <w:szCs w:val="24"/>
         </w:rPr>
-        <w:t xml:space="preserve"> for developmental stressor datasets</w:t>
-      </w:r>
+        <w:t xml:space="preserve">for developmental stressor </w:t>
+      </w:r>
+      <w:commentRangeStart w:id="12"/>
       <w:r>
         <w:rPr>
           <w:rFonts w:ascii="Times New Roman" w:hAnsi="Times New Roman" w:cs="Times New Roman"/>
@@ -1790,9 +1839,19 @@
           <w:sz w:val="24"/>
           <w:szCs w:val="24"/>
         </w:rPr>
+        <w:t>datasets</w:t>
+      </w:r>
+      <w:r>
+        <w:rPr>
+          <w:rFonts w:ascii="Times New Roman" w:hAnsi="Times New Roman" w:cs="Times New Roman"/>
+          <w:b/>
+          <w:bCs/>
+          <w:sz w:val="24"/>
+          <w:szCs w:val="24"/>
+        </w:rPr>
         <w:t xml:space="preserve"> based on </w:t>
       </w:r>
-      <w:ins w:id="6" w:author="Ondi Crino" w:date="2026-01-27T13:25:00Z" w16du:dateUtc="2026-01-27T02:55:00Z">
+      <w:ins w:id="13" w:author="Ondi Crino" w:date="2026-01-27T13:25:00Z" w16du:dateUtc="2026-01-27T02:55:00Z">
         <w:r>
           <w:rPr>
             <w:rFonts w:ascii="Times New Roman" w:hAnsi="Times New Roman" w:cs="Times New Roman"/>
@@ -1804,7 +1863,7 @@
           <w:t xml:space="preserve">the </w:t>
         </w:r>
       </w:ins>
-      <w:del w:id="7" w:author="Ondi Crino" w:date="2026-01-27T13:25:00Z" w16du:dateUtc="2026-01-27T02:55:00Z">
+      <w:del w:id="14" w:author="Ondi Crino" w:date="2026-01-27T13:25:00Z" w16du:dateUtc="2026-01-27T02:55:00Z">
         <w:r>
           <w:rPr>
             <w:rFonts w:ascii="Times New Roman" w:hAnsi="Times New Roman" w:cs="Times New Roman"/>
@@ -1824,9 +1883,9 @@
           <w:sz w:val="24"/>
           <w:szCs w:val="24"/>
         </w:rPr>
-        <w:t>mean standardised measure of heterogeneity</w:t>
-      </w:r>
-      <w:ins w:id="8" w:author="Ondi Crino" w:date="2026-01-27T13:25:00Z" w16du:dateUtc="2026-01-27T02:55:00Z">
+        <w:t>mean</w:t>
+      </w:r>
+      <w:del w:id="15" w:author="Daniel Noble" w:date="2026-01-28T11:19:00Z" w16du:dateUtc="2026-01-28T10:19:00Z">
         <w:r>
           <w:rPr>
             <w:rFonts w:ascii="Times New Roman" w:hAnsi="Times New Roman" w:cs="Times New Roman"/>
@@ -1835,7 +1894,77 @@
             <w:sz w:val="24"/>
             <w:szCs w:val="24"/>
           </w:rPr>
-          <w:t xml:space="preserve"> (CVH</w:t>
+          <w:delText xml:space="preserve"> </w:delText>
+        </w:r>
+      </w:del>
+      <w:ins w:id="16" w:author="Daniel Noble" w:date="2026-01-28T11:19:00Z" w16du:dateUtc="2026-01-28T10:19:00Z">
+        <w:r>
+          <w:rPr>
+            <w:rFonts w:ascii="Times New Roman" w:hAnsi="Times New Roman" w:cs="Times New Roman"/>
+            <w:b/>
+            <w:bCs/>
+            <w:sz w:val="24"/>
+            <w:szCs w:val="24"/>
+          </w:rPr>
+          <w:t xml:space="preserve">-scaled </w:t>
+        </w:r>
+      </w:ins>
+      <w:del w:id="17" w:author="Daniel Noble" w:date="2026-01-28T11:19:00Z" w16du:dateUtc="2026-01-28T10:19:00Z">
+        <w:r>
+          <w:rPr>
+            <w:rFonts w:ascii="Times New Roman" w:hAnsi="Times New Roman" w:cs="Times New Roman"/>
+            <w:b/>
+            <w:bCs/>
+            <w:sz w:val="24"/>
+            <w:szCs w:val="24"/>
+          </w:rPr>
+          <w:delText xml:space="preserve">standardised measure of </w:delText>
+        </w:r>
+      </w:del>
+      <w:r>
+        <w:rPr>
+          <w:rFonts w:ascii="Times New Roman" w:hAnsi="Times New Roman" w:cs="Times New Roman"/>
+          <w:b/>
+          <w:bCs/>
+          <w:sz w:val="24"/>
+          <w:szCs w:val="24"/>
+        </w:rPr>
+        <w:t>heterogeneity</w:t>
+      </w:r>
+      <w:ins w:id="18" w:author="Ondi Crino" w:date="2026-01-27T13:25:00Z" w16du:dateUtc="2026-01-27T02:55:00Z">
+        <w:r>
+          <w:rPr>
+            <w:rFonts w:ascii="Times New Roman" w:hAnsi="Times New Roman" w:cs="Times New Roman"/>
+            <w:b/>
+            <w:bCs/>
+            <w:sz w:val="24"/>
+            <w:szCs w:val="24"/>
+          </w:rPr>
+          <w:t xml:space="preserve"> </w:t>
+        </w:r>
+      </w:ins>
+      <w:ins w:id="19" w:author="Daniel Noble" w:date="2026-01-28T11:19:00Z" w16du:dateUtc="2026-01-28T10:19:00Z">
+        <w:r>
+          <w:rPr>
+            <w:rFonts w:ascii="Times New Roman" w:hAnsi="Times New Roman" w:cs="Times New Roman"/>
+            <w:b/>
+            <w:bCs/>
+            <w:sz w:val="24"/>
+            <w:szCs w:val="24"/>
+          </w:rPr>
+          <w:t xml:space="preserve">metric </w:t>
+        </w:r>
+      </w:ins>
+      <w:ins w:id="20" w:author="Ondi Crino" w:date="2026-01-27T13:25:00Z" w16du:dateUtc="2026-01-27T02:55:00Z">
+        <w:r>
+          <w:rPr>
+            <w:rFonts w:ascii="Times New Roman" w:hAnsi="Times New Roman" w:cs="Times New Roman"/>
+            <w:b/>
+            <w:bCs/>
+            <w:sz w:val="24"/>
+            <w:szCs w:val="24"/>
+          </w:rPr>
+          <w:t>(CVH</w:t>
         </w:r>
         <w:r>
           <w:rPr>
@@ -1845,7 +1974,7 @@
             <w:sz w:val="24"/>
             <w:szCs w:val="24"/>
             <w:vertAlign w:val="superscript"/>
-            <w:rPrChange w:id="9" w:author="Ondi Crino" w:date="2026-01-27T13:26:00Z" w16du:dateUtc="2026-01-27T02:56:00Z">
+            <w:rPrChange w:id="21" w:author="Ondi Crino" w:date="2026-01-27T13:26:00Z" w16du:dateUtc="2026-01-27T02:56:00Z">
               <w:rPr>
                 <w:rFonts w:ascii="Times New Roman" w:hAnsi="Times New Roman" w:cs="Times New Roman"/>
                 <w:b/>
@@ -1858,7 +1987,18 @@
           <w:t>2</w:t>
         </w:r>
       </w:ins>
-      <w:ins w:id="10" w:author="Ondi Crino" w:date="2026-01-27T13:26:00Z" w16du:dateUtc="2026-01-27T02:56:00Z">
+      <w:ins w:id="22" w:author="Daniel Noble" w:date="2026-01-28T11:27:00Z" w16du:dateUtc="2026-01-28T10:27:00Z">
+        <w:r>
+          <w:rPr>
+            <w:rFonts w:ascii="Times New Roman" w:hAnsi="Times New Roman" w:cs="Times New Roman"/>
+            <w:b/>
+            <w:bCs/>
+            <w:sz w:val="24"/>
+            <w:szCs w:val="24"/>
+            <w:vertAlign w:val="superscript"/>
+          </w:rPr>
+          <w:t xml:space="preserve"> </w:t>
+        </w:r>
         <w:r>
           <w:rPr>
             <w:rFonts w:ascii="Times New Roman" w:hAnsi="Times New Roman" w:cs="Times New Roman"/>
@@ -1867,10 +2007,115 @@
             <w:sz w:val="24"/>
             <w:szCs w:val="24"/>
           </w:rPr>
-          <w:t>).</w:t>
+          <w:t>Yang et al. 2025</w:t>
         </w:r>
       </w:ins>
-      <w:del w:id="11" w:author="Ondi Crino" w:date="2026-01-27T13:25:00Z" w16du:dateUtc="2026-01-27T02:55:00Z">
+      <w:ins w:id="23" w:author="Ondi Crino" w:date="2026-01-27T13:26:00Z" w16du:dateUtc="2026-01-27T02:56:00Z">
+        <w:r>
+          <w:rPr>
+            <w:rFonts w:ascii="Times New Roman" w:hAnsi="Times New Roman" w:cs="Times New Roman"/>
+            <w:b/>
+            <w:bCs/>
+            <w:sz w:val="24"/>
+            <w:szCs w:val="24"/>
+          </w:rPr>
+          <w:t>)</w:t>
+        </w:r>
+      </w:ins>
+      <w:ins w:id="24" w:author="Daniel Noble" w:date="2026-01-28T11:21:00Z" w16du:dateUtc="2026-01-28T10:21:00Z">
+        <w:r>
+          <w:rPr>
+            <w:rFonts w:ascii="Times New Roman" w:hAnsi="Times New Roman" w:cs="Times New Roman"/>
+            <w:b/>
+            <w:bCs/>
+            <w:sz w:val="24"/>
+            <w:szCs w:val="24"/>
+          </w:rPr>
+          <w:t>, which can</w:t>
+        </w:r>
+      </w:ins>
+      <w:commentRangeEnd w:id="12"/>
+      <w:ins w:id="25" w:author="Daniel Noble" w:date="2026-01-28T11:27:00Z" w16du:dateUtc="2026-01-28T10:27:00Z">
+        <w:r>
+          <w:rPr>
+            <w:rStyle w:val="CommentReference"/>
+          </w:rPr>
+          <w:commentReference w:id="12"/>
+        </w:r>
+      </w:ins>
+      <w:ins w:id="26" w:author="Daniel Noble" w:date="2026-01-28T11:21:00Z" w16du:dateUtc="2026-01-28T10:21:00Z">
+        <w:r>
+          <w:rPr>
+            <w:rFonts w:ascii="Times New Roman" w:hAnsi="Times New Roman" w:cs="Times New Roman"/>
+            <w:b/>
+            <w:bCs/>
+            <w:sz w:val="24"/>
+            <w:szCs w:val="24"/>
+          </w:rPr>
+          <w:t xml:space="preserve"> be interpreted as the proportion of heterogeneity relati</w:t>
+        </w:r>
+      </w:ins>
+      <w:ins w:id="27" w:author="Daniel Noble" w:date="2026-01-28T11:22:00Z" w16du:dateUtc="2026-01-28T10:22:00Z">
+        <w:r>
+          <w:rPr>
+            <w:rFonts w:ascii="Times New Roman" w:hAnsi="Times New Roman" w:cs="Times New Roman"/>
+            <w:b/>
+            <w:bCs/>
+            <w:sz w:val="24"/>
+            <w:szCs w:val="24"/>
+          </w:rPr>
+          <w:t>ve</w:t>
+        </w:r>
+      </w:ins>
+      <w:ins w:id="28" w:author="Daniel Noble" w:date="2026-01-28T11:21:00Z" w16du:dateUtc="2026-01-28T10:21:00Z">
+        <w:r>
+          <w:rPr>
+            <w:rFonts w:ascii="Times New Roman" w:hAnsi="Times New Roman" w:cs="Times New Roman"/>
+            <w:b/>
+            <w:bCs/>
+            <w:sz w:val="24"/>
+            <w:szCs w:val="24"/>
+          </w:rPr>
+          <w:t xml:space="preserve"> </w:t>
+        </w:r>
+      </w:ins>
+      <w:ins w:id="29" w:author="Daniel Noble" w:date="2026-01-28T11:22:00Z" w16du:dateUtc="2026-01-28T10:22:00Z">
+        <w:r>
+          <w:rPr>
+            <w:rFonts w:ascii="Times New Roman" w:hAnsi="Times New Roman" w:cs="Times New Roman"/>
+            <w:b/>
+            <w:bCs/>
+            <w:sz w:val="24"/>
+            <w:szCs w:val="24"/>
+          </w:rPr>
+          <w:t>to</w:t>
+        </w:r>
+      </w:ins>
+      <w:ins w:id="30" w:author="Daniel Noble" w:date="2026-01-28T11:21:00Z" w16du:dateUtc="2026-01-28T10:21:00Z">
+        <w:r>
+          <w:rPr>
+            <w:rFonts w:ascii="Times New Roman" w:hAnsi="Times New Roman" w:cs="Times New Roman"/>
+            <w:b/>
+            <w:bCs/>
+            <w:sz w:val="24"/>
+            <w:szCs w:val="24"/>
+          </w:rPr>
+          <w:t xml:space="preserve"> overall mean effect size</w:t>
+        </w:r>
+      </w:ins>
+      <w:ins w:id="31" w:author="Ondi Crino" w:date="2026-01-27T13:26:00Z" w16du:dateUtc="2026-01-27T02:56:00Z">
+        <w:r>
+          <w:rPr>
+            <w:rFonts w:ascii="Times New Roman" w:hAnsi="Times New Roman" w:cs="Times New Roman"/>
+            <w:b/>
+            <w:bCs/>
+            <w:sz w:val="24"/>
+            <w:szCs w:val="24"/>
+          </w:rPr>
+          <w:t>.</w:t>
+        </w:r>
+      </w:ins>
+      <w:del w:id="32" w:author="Ondi Crino" w:date="2026-01-27T13:25:00Z" w16du:dateUtc="2026-01-27T02:55:00Z">
         <w:r>
           <w:rPr>
             <w:rFonts w:ascii="Times New Roman" w:hAnsi="Times New Roman" w:cs="Times New Roman"/>
@@ -1889,7 +2134,7 @@
         <w:jc w:val="center"/>
         <w:tblLayout w:type="fixed"/>
         <w:tblLook w:val="0420" w:firstRow="1" w:lastRow="0" w:firstColumn="0" w:lastColumn="0" w:noHBand="0" w:noVBand="1"/>
-        <w:tblPrChange w:id="12" w:author="Ondi Crino" w:date="2026-01-27T13:40:00Z" w16du:dateUtc="2026-01-27T03:10:00Z">
+        <w:tblPrChange w:id="33" w:author="Ondi Crino" w:date="2026-01-27T13:40:00Z" w16du:dateUtc="2026-01-27T03:10:00Z">
           <w:tblPr>
             <w:tblW w:w="11074" w:type="dxa"/>
             <w:jc w:val="center"/>
@@ -1908,7 +2153,7 @@
         <w:gridCol w:w="1100"/>
         <w:gridCol w:w="1100"/>
         <w:gridCol w:w="1100"/>
-        <w:tblGridChange w:id="13">
+        <w:tblGridChange w:id="34">
           <w:tblGrid>
             <w:gridCol w:w="2482"/>
             <w:gridCol w:w="60"/>
@@ -1936,7 +2181,7 @@
           <w:trHeight w:val="568"/>
           <w:tblHeader/>
           <w:jc w:val="center"/>
-          <w:trPrChange w:id="14" w:author="Ondi Crino" w:date="2026-01-27T13:40:00Z" w16du:dateUtc="2026-01-27T03:10:00Z">
+          <w:trPrChange w:id="35" w:author="Ondi Crino" w:date="2026-01-27T13:40:00Z" w16du:dateUtc="2026-01-27T03:10:00Z">
             <w:trPr>
               <w:gridAfter w:val="0"/>
               <w:trHeight w:val="560"/>
@@ -1962,7 +2207,7 @@
               <w:right w:w="0" w:type="dxa"/>
             </w:tcMar>
             <w:vAlign w:val="center"/>
-            <w:tcPrChange w:id="15" w:author="Ondi Crino" w:date="2026-01-27T13:40:00Z" w16du:dateUtc="2026-01-27T03:10:00Z">
+            <w:tcPrChange w:id="36" w:author="Ondi Crino" w:date="2026-01-27T13:40:00Z" w16du:dateUtc="2026-01-27T03:10:00Z">
               <w:tcPr>
                 <w:tcW w:w="2482" w:type="dxa"/>
                 <w:tcBorders>
@@ -2026,7 +2271,7 @@
               <w:right w:w="0" w:type="dxa"/>
             </w:tcMar>
             <w:vAlign w:val="center"/>
-            <w:tcPrChange w:id="16" w:author="Ondi Crino" w:date="2026-01-27T13:40:00Z" w16du:dateUtc="2026-01-27T03:10:00Z">
+            <w:tcPrChange w:id="37" w:author="Ondi Crino" w:date="2026-01-27T13:40:00Z" w16du:dateUtc="2026-01-27T03:10:00Z">
               <w:tcPr>
                 <w:tcW w:w="1074" w:type="dxa"/>
                 <w:gridSpan w:val="2"/>
@@ -2111,7 +2356,7 @@
               <w:right w:w="0" w:type="dxa"/>
             </w:tcMar>
             <w:vAlign w:val="center"/>
-            <w:tcPrChange w:id="17" w:author="Ondi Crino" w:date="2026-01-27T13:40:00Z" w16du:dateUtc="2026-01-27T03:10:00Z">
+            <w:tcPrChange w:id="38" w:author="Ondi Crino" w:date="2026-01-27T13:40:00Z" w16du:dateUtc="2026-01-27T03:10:00Z">
               <w:tcPr>
                 <w:tcW w:w="1074" w:type="dxa"/>
                 <w:gridSpan w:val="2"/>
@@ -2196,7 +2441,7 @@
               <w:right w:w="0" w:type="dxa"/>
             </w:tcMar>
             <w:vAlign w:val="center"/>
-            <w:tcPrChange w:id="18" w:author="Ondi Crino" w:date="2026-01-27T13:40:00Z" w16du:dateUtc="2026-01-27T03:10:00Z">
+            <w:tcPrChange w:id="39" w:author="Ondi Crino" w:date="2026-01-27T13:40:00Z" w16du:dateUtc="2026-01-27T03:10:00Z">
               <w:tcPr>
                 <w:tcW w:w="1074" w:type="dxa"/>
                 <w:gridSpan w:val="2"/>
@@ -2281,7 +2526,7 @@
               <w:right w:w="0" w:type="dxa"/>
             </w:tcMar>
             <w:vAlign w:val="center"/>
-            <w:tcPrChange w:id="19" w:author="Ondi Crino" w:date="2026-01-27T13:40:00Z" w16du:dateUtc="2026-01-27T03:10:00Z">
+            <w:tcPrChange w:id="40" w:author="Ondi Crino" w:date="2026-01-27T13:40:00Z" w16du:dateUtc="2026-01-27T03:10:00Z">
               <w:tcPr>
                 <w:tcW w:w="1074" w:type="dxa"/>
                 <w:gridSpan w:val="2"/>
@@ -2340,6 +2585,14 @@
                         <w:rFonts w:ascii="Cambria Math" w:hAnsi="Cambria Math"/>
                       </w:rPr>
                       <m:t>V</m:t>
+                    </m:r>
+                    <m:r>
+                      <w:ins w:id="41" w:author="Daniel Noble" w:date="2026-01-28T11:20:00Z" w16du:dateUtc="2026-01-28T10:20:00Z">
+                        <w:rPr>
+                          <w:rFonts w:ascii="Cambria Math" w:hAnsi="Cambria Math"/>
+                        </w:rPr>
+                        <m:t>H</m:t>
+                      </w:ins>
                     </m:r>
                   </m:e>
                   <m:sub>
@@ -2380,7 +2633,7 @@
               <w:right w:w="0" w:type="dxa"/>
             </w:tcMar>
             <w:vAlign w:val="center"/>
-            <w:tcPrChange w:id="20" w:author="Ondi Crino" w:date="2026-01-27T13:40:00Z" w16du:dateUtc="2026-01-27T03:10:00Z">
+            <w:tcPrChange w:id="42" w:author="Ondi Crino" w:date="2026-01-27T13:40:00Z" w16du:dateUtc="2026-01-27T03:10:00Z">
               <w:tcPr>
                 <w:tcW w:w="1074" w:type="dxa"/>
                 <w:gridSpan w:val="2"/>
@@ -2439,6 +2692,14 @@
                         <w:rFonts w:ascii="Cambria Math" w:hAnsi="Cambria Math"/>
                       </w:rPr>
                       <m:t>V</m:t>
+                    </m:r>
+                    <m:r>
+                      <w:ins w:id="43" w:author="Daniel Noble" w:date="2026-01-28T11:20:00Z" w16du:dateUtc="2026-01-28T10:20:00Z">
+                        <w:rPr>
+                          <w:rFonts w:ascii="Cambria Math" w:hAnsi="Cambria Math"/>
+                        </w:rPr>
+                        <m:t>H</m:t>
+                      </w:ins>
                     </m:r>
                   </m:e>
                   <m:sub>
@@ -2479,7 +2740,7 @@
               <w:right w:w="0" w:type="dxa"/>
             </w:tcMar>
             <w:vAlign w:val="center"/>
-            <w:tcPrChange w:id="21" w:author="Ondi Crino" w:date="2026-01-27T13:40:00Z" w16du:dateUtc="2026-01-27T03:10:00Z">
+            <w:tcPrChange w:id="44" w:author="Ondi Crino" w:date="2026-01-27T13:40:00Z" w16du:dateUtc="2026-01-27T03:10:00Z">
               <w:tcPr>
                 <w:tcW w:w="1074" w:type="dxa"/>
                 <w:gridSpan w:val="2"/>
@@ -2538,6 +2799,14 @@
                         <w:rFonts w:ascii="Cambria Math" w:hAnsi="Cambria Math"/>
                       </w:rPr>
                       <m:t>V</m:t>
+                    </m:r>
+                    <m:r>
+                      <w:ins w:id="45" w:author="Daniel Noble" w:date="2026-01-28T11:20:00Z" w16du:dateUtc="2026-01-28T10:20:00Z">
+                        <w:rPr>
+                          <w:rFonts w:ascii="Cambria Math" w:hAnsi="Cambria Math"/>
+                        </w:rPr>
+                        <m:t>H</m:t>
+                      </w:ins>
                     </m:r>
                   </m:e>
                   <m:sub>
@@ -2578,7 +2847,7 @@
               <w:right w:w="0" w:type="dxa"/>
             </w:tcMar>
             <w:vAlign w:val="center"/>
-            <w:tcPrChange w:id="22" w:author="Ondi Crino" w:date="2026-01-27T13:40:00Z" w16du:dateUtc="2026-01-27T03:10:00Z">
+            <w:tcPrChange w:id="46" w:author="Ondi Crino" w:date="2026-01-27T13:40:00Z" w16du:dateUtc="2026-01-27T03:10:00Z">
               <w:tcPr>
                 <w:tcW w:w="1074" w:type="dxa"/>
                 <w:gridSpan w:val="2"/>
@@ -2638,13 +2907,31 @@
                       </w:rPr>
                       <m:t>V</m:t>
                     </m:r>
+                    <m:r>
+                      <w:ins w:id="47" w:author="Daniel Noble" w:date="2026-01-28T11:20:00Z" w16du:dateUtc="2026-01-28T10:20:00Z">
+                        <w:rPr>
+                          <w:rFonts w:ascii="Cambria Math" w:hAnsi="Cambria Math"/>
+                        </w:rPr>
+                        <m:t>H</m:t>
+                      </w:ins>
+                    </m:r>
                   </m:e>
                   <m:sub>
                     <m:r>
-                      <w:rPr>
-                        <w:rFonts w:ascii="Cambria Math" w:hAnsi="Cambria Math"/>
-                      </w:rPr>
-                      <m:t>tissue</m:t>
+                      <w:del w:id="48" w:author="Daniel Noble" w:date="2026-01-28T15:26:00Z" w16du:dateUtc="2026-01-28T14:26:00Z">
+                        <w:rPr>
+                          <w:rFonts w:ascii="Cambria Math" w:hAnsi="Cambria Math"/>
+                        </w:rPr>
+                        <m:t>tissue</m:t>
+                      </w:del>
+                    </m:r>
+                    <m:r>
+                      <w:ins w:id="49" w:author="Daniel Noble" w:date="2026-01-28T15:26:00Z" w16du:dateUtc="2026-01-28T14:26:00Z">
+                        <w:rPr>
+                          <w:rFonts w:ascii="Cambria Math" w:hAnsi="Cambria Math"/>
+                        </w:rPr>
+                        <m:t>matrices</m:t>
+                      </w:ins>
                     </m:r>
                   </m:sub>
                   <m:sup>
@@ -2677,7 +2964,7 @@
               <w:right w:w="0" w:type="dxa"/>
             </w:tcMar>
             <w:vAlign w:val="center"/>
-            <w:tcPrChange w:id="23" w:author="Ondi Crino" w:date="2026-01-27T13:40:00Z" w16du:dateUtc="2026-01-27T03:10:00Z">
+            <w:tcPrChange w:id="50" w:author="Ondi Crino" w:date="2026-01-27T13:40:00Z" w16du:dateUtc="2026-01-27T03:10:00Z">
               <w:tcPr>
                 <w:tcW w:w="1074" w:type="dxa"/>
                 <w:gridSpan w:val="2"/>
@@ -2737,6 +3024,14 @@
                       </w:rPr>
                       <m:t>V</m:t>
                     </m:r>
+                    <m:r>
+                      <w:ins w:id="51" w:author="Daniel Noble" w:date="2026-01-28T11:20:00Z" w16du:dateUtc="2026-01-28T10:20:00Z">
+                        <w:rPr>
+                          <w:rFonts w:ascii="Cambria Math" w:hAnsi="Cambria Math"/>
+                        </w:rPr>
+                        <m:t>H</m:t>
+                      </w:ins>
+                    </m:r>
                   </m:e>
                   <m:sub>
                     <m:r>
@@ -2764,7 +3059,7 @@
         <w:trPr>
           <w:trHeight w:val="517"/>
           <w:jc w:val="center"/>
-          <w:trPrChange w:id="24" w:author="Ondi Crino" w:date="2026-01-27T13:40:00Z" w16du:dateUtc="2026-01-27T03:10:00Z">
+          <w:trPrChange w:id="52" w:author="Ondi Crino" w:date="2026-01-27T13:40:00Z" w16du:dateUtc="2026-01-27T03:10:00Z">
             <w:trPr>
               <w:gridAfter w:val="0"/>
               <w:trHeight w:val="510"/>
@@ -2789,7 +3084,7 @@
               <w:right w:w="0" w:type="dxa"/>
             </w:tcMar>
             <w:vAlign w:val="center"/>
-            <w:tcPrChange w:id="25" w:author="Ondi Crino" w:date="2026-01-27T13:40:00Z" w16du:dateUtc="2026-01-27T03:10:00Z">
+            <w:tcPrChange w:id="53" w:author="Ondi Crino" w:date="2026-01-27T13:40:00Z" w16du:dateUtc="2026-01-27T03:10:00Z">
               <w:tcPr>
                 <w:tcW w:w="2482" w:type="dxa"/>
                 <w:tcBorders>
@@ -2850,7 +3145,7 @@
               <w:right w:w="0" w:type="dxa"/>
             </w:tcMar>
             <w:vAlign w:val="center"/>
-            <w:tcPrChange w:id="26" w:author="Ondi Crino" w:date="2026-01-27T13:40:00Z" w16du:dateUtc="2026-01-27T03:10:00Z">
+            <w:tcPrChange w:id="54" w:author="Ondi Crino" w:date="2026-01-27T13:40:00Z" w16du:dateUtc="2026-01-27T03:10:00Z">
               <w:tcPr>
                 <w:tcW w:w="1074" w:type="dxa"/>
                 <w:gridSpan w:val="2"/>
@@ -2913,7 +3208,7 @@
               <w:right w:w="0" w:type="dxa"/>
             </w:tcMar>
             <w:vAlign w:val="center"/>
-            <w:tcPrChange w:id="27" w:author="Ondi Crino" w:date="2026-01-27T13:40:00Z" w16du:dateUtc="2026-01-27T03:10:00Z">
+            <w:tcPrChange w:id="55" w:author="Ondi Crino" w:date="2026-01-27T13:40:00Z" w16du:dateUtc="2026-01-27T03:10:00Z">
               <w:tcPr>
                 <w:tcW w:w="1074" w:type="dxa"/>
                 <w:gridSpan w:val="2"/>
@@ -2976,7 +3271,7 @@
               <w:right w:w="0" w:type="dxa"/>
             </w:tcMar>
             <w:vAlign w:val="center"/>
-            <w:tcPrChange w:id="28" w:author="Ondi Crino" w:date="2026-01-27T13:40:00Z" w16du:dateUtc="2026-01-27T03:10:00Z">
+            <w:tcPrChange w:id="56" w:author="Ondi Crino" w:date="2026-01-27T13:40:00Z" w16du:dateUtc="2026-01-27T03:10:00Z">
               <w:tcPr>
                 <w:tcW w:w="1074" w:type="dxa"/>
                 <w:gridSpan w:val="2"/>
@@ -3039,7 +3334,7 @@
               <w:right w:w="0" w:type="dxa"/>
             </w:tcMar>
             <w:vAlign w:val="center"/>
-            <w:tcPrChange w:id="29" w:author="Ondi Crino" w:date="2026-01-27T13:40:00Z" w16du:dateUtc="2026-01-27T03:10:00Z">
+            <w:tcPrChange w:id="57" w:author="Ondi Crino" w:date="2026-01-27T13:40:00Z" w16du:dateUtc="2026-01-27T03:10:00Z">
               <w:tcPr>
                 <w:tcW w:w="1074" w:type="dxa"/>
                 <w:gridSpan w:val="2"/>
@@ -3109,7 +3404,7 @@
               <w:right w:w="0" w:type="dxa"/>
             </w:tcMar>
             <w:vAlign w:val="center"/>
-            <w:tcPrChange w:id="30" w:author="Ondi Crino" w:date="2026-01-27T13:40:00Z" w16du:dateUtc="2026-01-27T03:10:00Z">
+            <w:tcPrChange w:id="58" w:author="Ondi Crino" w:date="2026-01-27T13:40:00Z" w16du:dateUtc="2026-01-27T03:10:00Z">
               <w:tcPr>
                 <w:tcW w:w="1074" w:type="dxa"/>
                 <w:gridSpan w:val="2"/>
@@ -3179,7 +3474,7 @@
               <w:right w:w="0" w:type="dxa"/>
             </w:tcMar>
             <w:vAlign w:val="center"/>
-            <w:tcPrChange w:id="31" w:author="Ondi Crino" w:date="2026-01-27T13:40:00Z" w16du:dateUtc="2026-01-27T03:10:00Z">
+            <w:tcPrChange w:id="59" w:author="Ondi Crino" w:date="2026-01-27T13:40:00Z" w16du:dateUtc="2026-01-27T03:10:00Z">
               <w:tcPr>
                 <w:tcW w:w="1074" w:type="dxa"/>
                 <w:gridSpan w:val="2"/>
@@ -3242,7 +3537,7 @@
               <w:right w:w="0" w:type="dxa"/>
             </w:tcMar>
             <w:vAlign w:val="center"/>
-            <w:tcPrChange w:id="32" w:author="Ondi Crino" w:date="2026-01-27T13:40:00Z" w16du:dateUtc="2026-01-27T03:10:00Z">
+            <w:tcPrChange w:id="60" w:author="Ondi Crino" w:date="2026-01-27T13:40:00Z" w16du:dateUtc="2026-01-27T03:10:00Z">
               <w:tcPr>
                 <w:tcW w:w="1074" w:type="dxa"/>
                 <w:gridSpan w:val="2"/>
@@ -3312,7 +3607,7 @@
               <w:right w:w="0" w:type="dxa"/>
             </w:tcMar>
             <w:vAlign w:val="center"/>
-            <w:tcPrChange w:id="33" w:author="Ondi Crino" w:date="2026-01-27T13:40:00Z" w16du:dateUtc="2026-01-27T03:10:00Z">
+            <w:tcPrChange w:id="61" w:author="Ondi Crino" w:date="2026-01-27T13:40:00Z" w16du:dateUtc="2026-01-27T03:10:00Z">
               <w:tcPr>
                 <w:tcW w:w="1074" w:type="dxa"/>
                 <w:gridSpan w:val="2"/>
@@ -3370,7 +3665,7 @@
         <w:trPr>
           <w:trHeight w:val="810"/>
           <w:jc w:val="center"/>
-          <w:trPrChange w:id="34" w:author="Ondi Crino" w:date="2026-01-27T13:40:00Z" w16du:dateUtc="2026-01-27T03:10:00Z">
+          <w:trPrChange w:id="62" w:author="Ondi Crino" w:date="2026-01-27T13:40:00Z" w16du:dateUtc="2026-01-27T03:10:00Z">
             <w:trPr>
               <w:gridAfter w:val="0"/>
               <w:trHeight w:val="799"/>
@@ -3395,7 +3690,7 @@
               <w:right w:w="0" w:type="dxa"/>
             </w:tcMar>
             <w:vAlign w:val="center"/>
-            <w:tcPrChange w:id="35" w:author="Ondi Crino" w:date="2026-01-27T13:40:00Z" w16du:dateUtc="2026-01-27T03:10:00Z">
+            <w:tcPrChange w:id="63" w:author="Ondi Crino" w:date="2026-01-27T13:40:00Z" w16du:dateUtc="2026-01-27T03:10:00Z">
               <w:tcPr>
                 <w:tcW w:w="2482" w:type="dxa"/>
                 <w:tcBorders>
@@ -3456,7 +3751,7 @@
               <w:right w:w="0" w:type="dxa"/>
             </w:tcMar>
             <w:vAlign w:val="center"/>
-            <w:tcPrChange w:id="36" w:author="Ondi Crino" w:date="2026-01-27T13:40:00Z" w16du:dateUtc="2026-01-27T03:10:00Z">
+            <w:tcPrChange w:id="64" w:author="Ondi Crino" w:date="2026-01-27T13:40:00Z" w16du:dateUtc="2026-01-27T03:10:00Z">
               <w:tcPr>
                 <w:tcW w:w="1074" w:type="dxa"/>
                 <w:gridSpan w:val="2"/>
@@ -3519,7 +3814,7 @@
               <w:right w:w="0" w:type="dxa"/>
             </w:tcMar>
             <w:vAlign w:val="center"/>
-            <w:tcPrChange w:id="37" w:author="Ondi Crino" w:date="2026-01-27T13:40:00Z" w16du:dateUtc="2026-01-27T03:10:00Z">
+            <w:tcPrChange w:id="65" w:author="Ondi Crino" w:date="2026-01-27T13:40:00Z" w16du:dateUtc="2026-01-27T03:10:00Z">
               <w:tcPr>
                 <w:tcW w:w="1074" w:type="dxa"/>
                 <w:gridSpan w:val="2"/>
@@ -3582,7 +3877,7 @@
               <w:right w:w="0" w:type="dxa"/>
             </w:tcMar>
             <w:vAlign w:val="center"/>
-            <w:tcPrChange w:id="38" w:author="Ondi Crino" w:date="2026-01-27T13:40:00Z" w16du:dateUtc="2026-01-27T03:10:00Z">
+            <w:tcPrChange w:id="66" w:author="Ondi Crino" w:date="2026-01-27T13:40:00Z" w16du:dateUtc="2026-01-27T03:10:00Z">
               <w:tcPr>
                 <w:tcW w:w="1074" w:type="dxa"/>
                 <w:gridSpan w:val="2"/>
@@ -3645,7 +3940,7 @@
               <w:right w:w="0" w:type="dxa"/>
             </w:tcMar>
             <w:vAlign w:val="center"/>
-            <w:tcPrChange w:id="39" w:author="Ondi Crino" w:date="2026-01-27T13:40:00Z" w16du:dateUtc="2026-01-27T03:10:00Z">
+            <w:tcPrChange w:id="67" w:author="Ondi Crino" w:date="2026-01-27T13:40:00Z" w16du:dateUtc="2026-01-27T03:10:00Z">
               <w:tcPr>
                 <w:tcW w:w="1074" w:type="dxa"/>
                 <w:gridSpan w:val="2"/>
@@ -3708,7 +4003,7 @@
               <w:right w:w="0" w:type="dxa"/>
             </w:tcMar>
             <w:vAlign w:val="center"/>
-            <w:tcPrChange w:id="40" w:author="Ondi Crino" w:date="2026-01-27T13:40:00Z" w16du:dateUtc="2026-01-27T03:10:00Z">
+            <w:tcPrChange w:id="68" w:author="Ondi Crino" w:date="2026-01-27T13:40:00Z" w16du:dateUtc="2026-01-27T03:10:00Z">
               <w:tcPr>
                 <w:tcW w:w="1074" w:type="dxa"/>
                 <w:gridSpan w:val="2"/>
@@ -3771,7 +4066,7 @@
               <w:right w:w="0" w:type="dxa"/>
             </w:tcMar>
             <w:vAlign w:val="center"/>
-            <w:tcPrChange w:id="41" w:author="Ondi Crino" w:date="2026-01-27T13:40:00Z" w16du:dateUtc="2026-01-27T03:10:00Z">
+            <w:tcPrChange w:id="69" w:author="Ondi Crino" w:date="2026-01-27T13:40:00Z" w16du:dateUtc="2026-01-27T03:10:00Z">
               <w:tcPr>
                 <w:tcW w:w="1074" w:type="dxa"/>
                 <w:gridSpan w:val="2"/>
@@ -3841,7 +4136,7 @@
               <w:right w:w="0" w:type="dxa"/>
             </w:tcMar>
             <w:vAlign w:val="center"/>
-            <w:tcPrChange w:id="42" w:author="Ondi Crino" w:date="2026-01-27T13:40:00Z" w16du:dateUtc="2026-01-27T03:10:00Z">
+            <w:tcPrChange w:id="70" w:author="Ondi Crino" w:date="2026-01-27T13:40:00Z" w16du:dateUtc="2026-01-27T03:10:00Z">
               <w:tcPr>
                 <w:tcW w:w="1074" w:type="dxa"/>
                 <w:gridSpan w:val="2"/>
@@ -3904,7 +4199,7 @@
               <w:right w:w="0" w:type="dxa"/>
             </w:tcMar>
             <w:vAlign w:val="center"/>
-            <w:tcPrChange w:id="43" w:author="Ondi Crino" w:date="2026-01-27T13:40:00Z" w16du:dateUtc="2026-01-27T03:10:00Z">
+            <w:tcPrChange w:id="71" w:author="Ondi Crino" w:date="2026-01-27T13:40:00Z" w16du:dateUtc="2026-01-27T03:10:00Z">
               <w:tcPr>
                 <w:tcW w:w="1074" w:type="dxa"/>
                 <w:gridSpan w:val="2"/>
@@ -3962,7 +4257,7 @@
         <w:trPr>
           <w:trHeight w:val="506"/>
           <w:jc w:val="center"/>
-          <w:trPrChange w:id="44" w:author="Ondi Crino" w:date="2026-01-27T13:40:00Z" w16du:dateUtc="2026-01-27T03:10:00Z">
+          <w:trPrChange w:id="72" w:author="Ondi Crino" w:date="2026-01-27T13:40:00Z" w16du:dateUtc="2026-01-27T03:10:00Z">
             <w:trPr>
               <w:gridAfter w:val="0"/>
               <w:trHeight w:val="499"/>
@@ -3987,7 +4282,7 @@
               <w:right w:w="0" w:type="dxa"/>
             </w:tcMar>
             <w:vAlign w:val="center"/>
-            <w:tcPrChange w:id="45" w:author="Ondi Crino" w:date="2026-01-27T13:40:00Z" w16du:dateUtc="2026-01-27T03:10:00Z">
+            <w:tcPrChange w:id="73" w:author="Ondi Crino" w:date="2026-01-27T13:40:00Z" w16du:dateUtc="2026-01-27T03:10:00Z">
               <w:tcPr>
                 <w:tcW w:w="2482" w:type="dxa"/>
                 <w:tcBorders>
@@ -4048,7 +4343,7 @@
               <w:right w:w="0" w:type="dxa"/>
             </w:tcMar>
             <w:vAlign w:val="center"/>
-            <w:tcPrChange w:id="46" w:author="Ondi Crino" w:date="2026-01-27T13:40:00Z" w16du:dateUtc="2026-01-27T03:10:00Z">
+            <w:tcPrChange w:id="74" w:author="Ondi Crino" w:date="2026-01-27T13:40:00Z" w16du:dateUtc="2026-01-27T03:10:00Z">
               <w:tcPr>
                 <w:tcW w:w="1074" w:type="dxa"/>
                 <w:gridSpan w:val="2"/>
@@ -4111,7 +4406,7 @@
               <w:right w:w="0" w:type="dxa"/>
             </w:tcMar>
             <w:vAlign w:val="center"/>
-            <w:tcPrChange w:id="47" w:author="Ondi Crino" w:date="2026-01-27T13:40:00Z" w16du:dateUtc="2026-01-27T03:10:00Z">
+            <w:tcPrChange w:id="75" w:author="Ondi Crino" w:date="2026-01-27T13:40:00Z" w16du:dateUtc="2026-01-27T03:10:00Z">
               <w:tcPr>
                 <w:tcW w:w="1074" w:type="dxa"/>
                 <w:gridSpan w:val="2"/>
@@ -4174,7 +4469,7 @@
               <w:right w:w="0" w:type="dxa"/>
             </w:tcMar>
             <w:vAlign w:val="center"/>
-            <w:tcPrChange w:id="48" w:author="Ondi Crino" w:date="2026-01-27T13:40:00Z" w16du:dateUtc="2026-01-27T03:10:00Z">
+            <w:tcPrChange w:id="76" w:author="Ondi Crino" w:date="2026-01-27T13:40:00Z" w16du:dateUtc="2026-01-27T03:10:00Z">
               <w:tcPr>
                 <w:tcW w:w="1074" w:type="dxa"/>
                 <w:gridSpan w:val="2"/>
@@ -4237,7 +4532,7 @@
               <w:right w:w="0" w:type="dxa"/>
             </w:tcMar>
             <w:vAlign w:val="center"/>
-            <w:tcPrChange w:id="49" w:author="Ondi Crino" w:date="2026-01-27T13:40:00Z" w16du:dateUtc="2026-01-27T03:10:00Z">
+            <w:tcPrChange w:id="77" w:author="Ondi Crino" w:date="2026-01-27T13:40:00Z" w16du:dateUtc="2026-01-27T03:10:00Z">
               <w:tcPr>
                 <w:tcW w:w="1074" w:type="dxa"/>
                 <w:gridSpan w:val="2"/>
@@ -4300,7 +4595,7 @@
               <w:right w:w="0" w:type="dxa"/>
             </w:tcMar>
             <w:vAlign w:val="center"/>
-            <w:tcPrChange w:id="50" w:author="Ondi Crino" w:date="2026-01-27T13:40:00Z" w16du:dateUtc="2026-01-27T03:10:00Z">
+            <w:tcPrChange w:id="78" w:author="Ondi Crino" w:date="2026-01-27T13:40:00Z" w16du:dateUtc="2026-01-27T03:10:00Z">
               <w:tcPr>
                 <w:tcW w:w="1074" w:type="dxa"/>
                 <w:gridSpan w:val="2"/>
@@ -4363,7 +4658,7 @@
               <w:right w:w="0" w:type="dxa"/>
             </w:tcMar>
             <w:vAlign w:val="center"/>
-            <w:tcPrChange w:id="51" w:author="Ondi Crino" w:date="2026-01-27T13:40:00Z" w16du:dateUtc="2026-01-27T03:10:00Z">
+            <w:tcPrChange w:id="79" w:author="Ondi Crino" w:date="2026-01-27T13:40:00Z" w16du:dateUtc="2026-01-27T03:10:00Z">
               <w:tcPr>
                 <w:tcW w:w="1074" w:type="dxa"/>
                 <w:gridSpan w:val="2"/>
@@ -4433,7 +4728,7 @@
               <w:right w:w="0" w:type="dxa"/>
             </w:tcMar>
             <w:vAlign w:val="center"/>
-            <w:tcPrChange w:id="52" w:author="Ondi Crino" w:date="2026-01-27T13:40:00Z" w16du:dateUtc="2026-01-27T03:10:00Z">
+            <w:tcPrChange w:id="80" w:author="Ondi Crino" w:date="2026-01-27T13:40:00Z" w16du:dateUtc="2026-01-27T03:10:00Z">
               <w:tcPr>
                 <w:tcW w:w="1074" w:type="dxa"/>
                 <w:gridSpan w:val="2"/>
@@ -4503,7 +4798,7 @@
               <w:right w:w="0" w:type="dxa"/>
             </w:tcMar>
             <w:vAlign w:val="center"/>
-            <w:tcPrChange w:id="53" w:author="Ondi Crino" w:date="2026-01-27T13:40:00Z" w16du:dateUtc="2026-01-27T03:10:00Z">
+            <w:tcPrChange w:id="81" w:author="Ondi Crino" w:date="2026-01-27T13:40:00Z" w16du:dateUtc="2026-01-27T03:10:00Z">
               <w:tcPr>
                 <w:tcW w:w="1074" w:type="dxa"/>
                 <w:gridSpan w:val="2"/>
@@ -4554,7 +4849,7 @@
         <w:trPr>
           <w:trHeight w:val="810"/>
           <w:jc w:val="center"/>
-          <w:trPrChange w:id="54" w:author="Ondi Crino" w:date="2026-01-27T13:40:00Z" w16du:dateUtc="2026-01-27T03:10:00Z">
+          <w:trPrChange w:id="82" w:author="Ondi Crino" w:date="2026-01-27T13:40:00Z" w16du:dateUtc="2026-01-27T03:10:00Z">
             <w:trPr>
               <w:gridAfter w:val="0"/>
               <w:trHeight w:val="799"/>
@@ -4579,7 +4874,7 @@
               <w:right w:w="0" w:type="dxa"/>
             </w:tcMar>
             <w:vAlign w:val="center"/>
-            <w:tcPrChange w:id="55" w:author="Ondi Crino" w:date="2026-01-27T13:40:00Z" w16du:dateUtc="2026-01-27T03:10:00Z">
+            <w:tcPrChange w:id="83" w:author="Ondi Crino" w:date="2026-01-27T13:40:00Z" w16du:dateUtc="2026-01-27T03:10:00Z">
               <w:tcPr>
                 <w:tcW w:w="2482" w:type="dxa"/>
                 <w:tcBorders>
@@ -4640,7 +4935,7 @@
               <w:right w:w="0" w:type="dxa"/>
             </w:tcMar>
             <w:vAlign w:val="center"/>
-            <w:tcPrChange w:id="56" w:author="Ondi Crino" w:date="2026-01-27T13:40:00Z" w16du:dateUtc="2026-01-27T03:10:00Z">
+            <w:tcPrChange w:id="84" w:author="Ondi Crino" w:date="2026-01-27T13:40:00Z" w16du:dateUtc="2026-01-27T03:10:00Z">
               <w:tcPr>
                 <w:tcW w:w="1074" w:type="dxa"/>
                 <w:gridSpan w:val="2"/>
@@ -4703,7 +4998,7 @@
               <w:right w:w="0" w:type="dxa"/>
             </w:tcMar>
             <w:vAlign w:val="center"/>
-            <w:tcPrChange w:id="57" w:author="Ondi Crino" w:date="2026-01-27T13:40:00Z" w16du:dateUtc="2026-01-27T03:10:00Z">
+            <w:tcPrChange w:id="85" w:author="Ondi Crino" w:date="2026-01-27T13:40:00Z" w16du:dateUtc="2026-01-27T03:10:00Z">
               <w:tcPr>
                 <w:tcW w:w="1074" w:type="dxa"/>
                 <w:gridSpan w:val="2"/>
@@ -4766,7 +5061,7 @@
               <w:right w:w="0" w:type="dxa"/>
             </w:tcMar>
             <w:vAlign w:val="center"/>
-            <w:tcPrChange w:id="58" w:author="Ondi Crino" w:date="2026-01-27T13:40:00Z" w16du:dateUtc="2026-01-27T03:10:00Z">
+            <w:tcPrChange w:id="86" w:author="Ondi Crino" w:date="2026-01-27T13:40:00Z" w16du:dateUtc="2026-01-27T03:10:00Z">
               <w:tcPr>
                 <w:tcW w:w="1074" w:type="dxa"/>
                 <w:gridSpan w:val="2"/>
@@ -4829,7 +5124,7 @@
               <w:right w:w="0" w:type="dxa"/>
             </w:tcMar>
             <w:vAlign w:val="center"/>
-            <w:tcPrChange w:id="59" w:author="Ondi Crino" w:date="2026-01-27T13:40:00Z" w16du:dateUtc="2026-01-27T03:10:00Z">
+            <w:tcPrChange w:id="87" w:author="Ondi Crino" w:date="2026-01-27T13:40:00Z" w16du:dateUtc="2026-01-27T03:10:00Z">
               <w:tcPr>
                 <w:tcW w:w="1074" w:type="dxa"/>
                 <w:gridSpan w:val="2"/>
@@ -4892,7 +5187,7 @@
               <w:right w:w="0" w:type="dxa"/>
             </w:tcMar>
             <w:vAlign w:val="center"/>
-            <w:tcPrChange w:id="60" w:author="Ondi Crino" w:date="2026-01-27T13:40:00Z" w16du:dateUtc="2026-01-27T03:10:00Z">
+            <w:tcPrChange w:id="88" w:author="Ondi Crino" w:date="2026-01-27T13:40:00Z" w16du:dateUtc="2026-01-27T03:10:00Z">
               <w:tcPr>
                 <w:tcW w:w="1074" w:type="dxa"/>
                 <w:gridSpan w:val="2"/>
@@ -4962,7 +5257,7 @@
               <w:right w:w="0" w:type="dxa"/>
             </w:tcMar>
             <w:vAlign w:val="center"/>
-            <w:tcPrChange w:id="61" w:author="Ondi Crino" w:date="2026-01-27T13:40:00Z" w16du:dateUtc="2026-01-27T03:10:00Z">
+            <w:tcPrChange w:id="89" w:author="Ondi Crino" w:date="2026-01-27T13:40:00Z" w16du:dateUtc="2026-01-27T03:10:00Z">
               <w:tcPr>
                 <w:tcW w:w="1074" w:type="dxa"/>
                 <w:gridSpan w:val="2"/>
@@ -5025,7 +5320,7 @@
               <w:right w:w="0" w:type="dxa"/>
             </w:tcMar>
             <w:vAlign w:val="center"/>
-            <w:tcPrChange w:id="62" w:author="Ondi Crino" w:date="2026-01-27T13:40:00Z" w16du:dateUtc="2026-01-27T03:10:00Z">
+            <w:tcPrChange w:id="90" w:author="Ondi Crino" w:date="2026-01-27T13:40:00Z" w16du:dateUtc="2026-01-27T03:10:00Z">
               <w:tcPr>
                 <w:tcW w:w="1074" w:type="dxa"/>
                 <w:gridSpan w:val="2"/>
@@ -5088,7 +5383,7 @@
               <w:right w:w="0" w:type="dxa"/>
             </w:tcMar>
             <w:vAlign w:val="center"/>
-            <w:tcPrChange w:id="63" w:author="Ondi Crino" w:date="2026-01-27T13:40:00Z" w16du:dateUtc="2026-01-27T03:10:00Z">
+            <w:tcPrChange w:id="91" w:author="Ondi Crino" w:date="2026-01-27T13:40:00Z" w16du:dateUtc="2026-01-27T03:10:00Z">
               <w:tcPr>
                 <w:tcW w:w="1074" w:type="dxa"/>
                 <w:gridSpan w:val="2"/>
@@ -5302,7 +5597,7 @@
           <w:bCs/>
         </w:rPr>
       </w:pPr>
-      <w:bookmarkStart w:id="64" w:name="tbl-heterogeneity_m2"/>
+      <w:bookmarkStart w:id="92" w:name="tbl-heterogeneity_m2"/>
       <w:r>
         <w:rPr>
           <w:b/>
@@ -5317,7 +5612,7 @@
         </w:rPr>
         <w:t>statistics</w:t>
       </w:r>
-      <w:ins w:id="65" w:author="Ondi Crino" w:date="2026-01-27T13:34:00Z" w16du:dateUtc="2026-01-27T03:04:00Z">
+      <w:ins w:id="93" w:author="Ondi Crino" w:date="2026-01-27T13:34:00Z" w16du:dateUtc="2026-01-27T03:04:00Z">
         <w:r>
           <w:rPr>
             <w:b/>
@@ -5326,33 +5621,79 @@
           <w:t xml:space="preserve"> </w:t>
         </w:r>
       </w:ins>
-      <w:ins w:id="66" w:author="Ondi Crino" w:date="2026-01-27T13:36:00Z" w16du:dateUtc="2026-01-27T03:06:00Z">
+      <w:ins w:id="94" w:author="Ondi Crino" w:date="2026-01-27T13:36:00Z" w16du:dateUtc="2026-01-27T03:06:00Z">
         <w:r>
           <w:rPr>
             <w:b/>
             <w:bCs/>
           </w:rPr>
-          <w:t xml:space="preserve">for developmental stressor categories </w:t>
+          <w:t xml:space="preserve">for </w:t>
         </w:r>
-      </w:ins>
-      <w:ins w:id="67" w:author="Ondi Crino" w:date="2026-01-27T13:37:00Z" w16du:dateUtc="2026-01-27T03:07:00Z">
+        <w:commentRangeStart w:id="95"/>
         <w:r>
           <w:rPr>
             <w:b/>
             <w:bCs/>
           </w:rPr>
-          <w:t xml:space="preserve">based on </w:t>
+          <w:t xml:space="preserve">developmental stressor categories </w:t>
         </w:r>
       </w:ins>
-      <w:ins w:id="68" w:author="Ondi Crino" w:date="2026-01-27T13:34:00Z" w16du:dateUtc="2026-01-27T03:04:00Z">
+      <w:ins w:id="96" w:author="Ondi Crino" w:date="2026-01-27T13:37:00Z" w16du:dateUtc="2026-01-27T03:07:00Z">
         <w:r>
           <w:rPr>
             <w:b/>
             <w:bCs/>
           </w:rPr>
-          <w:t>the expected fold increase in effect sizes due to heterogeneity</w:t>
+          <w:t xml:space="preserve">based </w:t>
+        </w:r>
+        <w:del w:id="97" w:author="Daniel Noble" w:date="2026-01-28T11:25:00Z" w16du:dateUtc="2026-01-28T10:25:00Z">
+          <w:r>
+            <w:rPr>
+              <w:b/>
+              <w:bCs/>
+            </w:rPr>
+            <w:delText xml:space="preserve">on </w:delText>
+          </w:r>
+        </w:del>
+      </w:ins>
+      <w:ins w:id="98" w:author="Ondi Crino" w:date="2026-01-27T13:34:00Z" w16du:dateUtc="2026-01-27T03:04:00Z">
+        <w:del w:id="99" w:author="Daniel Noble" w:date="2026-01-28T11:25:00Z" w16du:dateUtc="2026-01-28T10:25:00Z">
+          <w:r>
+            <w:rPr>
+              <w:b/>
+              <w:bCs/>
+            </w:rPr>
+            <w:delText>the expected fold increase in effect sizes due to</w:delText>
+          </w:r>
+        </w:del>
+      </w:ins>
+      <w:ins w:id="100" w:author="Daniel Noble" w:date="2026-01-28T11:25:00Z" w16du:dateUtc="2026-01-28T10:25:00Z">
+        <w:r>
+          <w:rPr>
+            <w:b/>
+            <w:bCs/>
+          </w:rPr>
+          <w:t>the robust</w:t>
         </w:r>
       </w:ins>
+      <w:ins w:id="101" w:author="Ondi Crino" w:date="2026-01-27T13:34:00Z" w16du:dateUtc="2026-01-27T03:04:00Z">
+        <w:r>
+          <w:rPr>
+            <w:b/>
+            <w:bCs/>
+          </w:rPr>
+          <w:t xml:space="preserve"> heterogeneity</w:t>
+        </w:r>
+      </w:ins>
+      <w:ins w:id="102" w:author="Daniel Noble" w:date="2026-01-28T11:25:00Z" w16du:dateUtc="2026-01-28T10:25:00Z">
+        <w:r>
+          <w:rPr>
+            <w:b/>
+            <w:bCs/>
+          </w:rPr>
+          <w:t xml:space="preserve"> metric</w:t>
+        </w:r>
+      </w:ins>
       <w:r>
         <w:rPr>
           <w:b/>
@@ -5360,7 +5701,7 @@
         </w:rPr>
         <w:t xml:space="preserve"> </w:t>
       </w:r>
-      <w:ins w:id="69" w:author="Ondi Crino" w:date="2026-01-27T13:34:00Z" w16du:dateUtc="2026-01-27T03:04:00Z">
+      <w:ins w:id="103" w:author="Ondi Crino" w:date="2026-01-27T13:34:00Z" w16du:dateUtc="2026-01-27T03:04:00Z">
         <w:r>
           <w:rPr>
             <w:b/>
@@ -5381,7 +5722,7 @@
           <w:b/>
           <w:bCs/>
           <w:vertAlign w:val="superscript"/>
-          <w:rPrChange w:id="70" w:author="Ondi Crino" w:date="2026-01-27T13:29:00Z" w16du:dateUtc="2026-01-27T02:59:00Z">
+          <w:rPrChange w:id="104" w:author="Ondi Crino" w:date="2026-01-27T13:29:00Z" w16du:dateUtc="2026-01-27T02:59:00Z">
             <w:rPr>
               <w:b/>
               <w:bCs/>
@@ -5390,7 +5731,7 @@
         </w:rPr>
         <w:t>2</w:t>
       </w:r>
-      <w:ins w:id="71" w:author="Ondi Crino" w:date="2026-01-27T13:34:00Z" w16du:dateUtc="2026-01-27T03:04:00Z">
+      <w:ins w:id="105" w:author="Ondi Crino" w:date="2026-01-27T13:34:00Z" w16du:dateUtc="2026-01-27T03:04:00Z">
         <w:r>
           <w:rPr>
             <w:b/>
@@ -5399,7 +5740,38 @@
           <w:t>)</w:t>
         </w:r>
       </w:ins>
-      <w:del w:id="72" w:author="Ondi Crino" w:date="2026-01-27T13:37:00Z" w16du:dateUtc="2026-01-27T03:07:00Z">
+      <w:ins w:id="106" w:author="Daniel Noble" w:date="2026-01-28T11:26:00Z" w16du:dateUtc="2026-01-28T10:26:00Z">
+        <w:r>
+          <w:rPr>
+            <w:b/>
+            <w:bCs/>
+          </w:rPr>
+          <w:t xml:space="preserve">, which </w:t>
+        </w:r>
+      </w:ins>
+      <w:commentRangeEnd w:id="95"/>
+      <w:ins w:id="107" w:author="Daniel Noble" w:date="2026-01-28T11:27:00Z" w16du:dateUtc="2026-01-28T10:27:00Z">
+        <w:r>
+          <w:rPr>
+            <w:rStyle w:val="CommentReference"/>
+            <w:rFonts w:asciiTheme="minorHAnsi" w:hAnsiTheme="minorHAnsi"/>
+            <w:kern w:val="2"/>
+            <w:lang w:val="en-AU"/>
+            <w14:ligatures w14:val="standardContextual"/>
+          </w:rPr>
+          <w:commentReference w:id="95"/>
+        </w:r>
+      </w:ins>
+      <w:ins w:id="108" w:author="Daniel Noble" w:date="2026-01-28T11:26:00Z" w16du:dateUtc="2026-01-28T10:26:00Z">
+        <w:r>
+          <w:rPr>
+            <w:b/>
+            <w:bCs/>
+          </w:rPr>
+          <w:t>combines mean-scaled and variance-scaled metrics (See Yang et al. 2025)</w:t>
+        </w:r>
+      </w:ins>
+      <w:del w:id="109" w:author="Ondi Crino" w:date="2026-01-27T13:37:00Z" w16du:dateUtc="2026-01-27T03:07:00Z">
         <w:r>
           <w:rPr>
             <w:b/>
@@ -5433,19 +5805,6 @@
         <w:gridCol w:w="1078"/>
         <w:gridCol w:w="1078"/>
         <w:gridCol w:w="1078"/>
-        <w:tblGridChange w:id="73">
-          <w:tblGrid>
-            <w:gridCol w:w="2490"/>
-            <w:gridCol w:w="1078"/>
-            <w:gridCol w:w="1078"/>
-            <w:gridCol w:w="1078"/>
-            <w:gridCol w:w="1078"/>
-            <w:gridCol w:w="1078"/>
-            <w:gridCol w:w="1078"/>
-            <w:gridCol w:w="1078"/>
-            <w:gridCol w:w="1078"/>
-          </w:tblGrid>
-        </w:tblGridChange>
       </w:tblGrid>
       <w:tr>
         <w:trPr>
@@ -6030,12 +6389,24 @@
                   </m:e>
                   <m:sub>
                     <m:r>
-                      <w:rPr>
-                        <w:rFonts w:ascii="Cambria Math" w:hAnsi="Cambria Math" w:cs="Times New Roman"/>
-                        <w:sz w:val="24"/>
-                        <w:szCs w:val="24"/>
-                      </w:rPr>
-                      <m:t>tissue</m:t>
+                      <w:del w:id="110" w:author="Daniel Noble" w:date="2026-01-28T15:26:00Z" w16du:dateUtc="2026-01-28T14:26:00Z">
+                        <w:rPr>
+                          <w:rFonts w:ascii="Cambria Math" w:hAnsi="Cambria Math" w:cs="Times New Roman"/>
+                          <w:sz w:val="24"/>
+                          <w:szCs w:val="24"/>
+                        </w:rPr>
+                        <m:t>tissue</m:t>
+                      </w:del>
+                    </m:r>
+                    <m:r>
+                      <w:ins w:id="111" w:author="Daniel Noble" w:date="2026-01-28T15:26:00Z" w16du:dateUtc="2026-01-28T14:26:00Z">
+                        <w:rPr>
+                          <w:rFonts w:ascii="Cambria Math" w:hAnsi="Cambria Math" w:cs="Times New Roman"/>
+                          <w:sz w:val="24"/>
+                          <w:szCs w:val="24"/>
+                        </w:rPr>
+                        <m:t>matrices</m:t>
+                      </w:ins>
                     </m:r>
                   </m:sub>
                   <m:sup>
@@ -8002,7 +8373,7 @@
           </w:p>
         </w:tc>
       </w:tr>
-      <w:bookmarkEnd w:id="64"/>
+      <w:bookmarkEnd w:id="92"/>
     </w:tbl>
     <w:p>
       <w:pPr>
@@ -8090,7 +8461,7 @@
                           <pic:cNvPicPr/>
                         </pic:nvPicPr>
                         <pic:blipFill>
-                          <a:blip r:embed="rId6"/>
+                          <a:blip r:embed="rId10"/>
                           <a:stretch>
                             <a:fillRect/>
                           </a:stretch>
@@ -8535,7 +8906,7 @@
                   <o:lock v:ext="edit" aspectratio="t"/>
                 </v:shapetype>
                 <v:shape id="Picture" o:spid="_x0000_s1027" type="#_x0000_t75" style="position:absolute;width:66802;height:55232;visibility:visible;mso-wrap-style:square" o:gfxdata="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">
-                  <v:imagedata r:id="rId7" o:title=""/>
+                  <v:imagedata r:id="rId11" o:title=""/>
                 </v:shape>
                 <v:rect id="Rectangle 1616233033" o:spid="_x0000_s1028" style="position:absolute;left:4821;top:2922;width:18059;height:3078;visibility:visible;mso-wrap-style:square;v-text-anchor:middle" o:gfxdata="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" fillcolor="white [3212]" strokecolor="white [3212]" strokeweight="1pt"/>
                 <v:rect id="Rectangle 1049052814" o:spid="_x0000_s1029" style="position:absolute;left:38989;top:2922;width:18058;height:3078;visibility:visible;mso-wrap-style:square;v-text-anchor:middle" o:gfxdata="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" fillcolor="white [3212]" strokecolor="white [3212]" strokeweight="1pt"/>
@@ -8744,7 +9115,7 @@
         </w:rPr>
         <w:t xml:space="preserve">. </w:t>
       </w:r>
-      <w:bookmarkStart w:id="74" w:name="_Hlk220326683"/>
+      <w:bookmarkStart w:id="112" w:name="_Hlk220326683"/>
       <w:r>
         <w:rPr>
           <w:rFonts w:ascii="Times New Roman" w:hAnsi="Times New Roman" w:cs="Times New Roman"/>
@@ -8753,7 +9124,7 @@
         </w:rPr>
         <w:t>Each point represents an effect size (</w:t>
       </w:r>
-      <w:ins w:id="75" w:author="Ondi Crino" w:date="2026-01-26T13:29:00Z" w16du:dateUtc="2026-01-26T02:59:00Z">
+      <w:ins w:id="113" w:author="Ondi Crino" w:date="2026-01-26T13:29:00Z" w16du:dateUtc="2026-01-26T02:59:00Z">
         <w:r>
           <w:rPr>
             <w:rFonts w:ascii="Times New Roman" w:hAnsi="Times New Roman" w:cs="Times New Roman"/>
@@ -8765,7 +9136,7 @@
       </w:ins>
       <m:oMath>
         <m:r>
-          <w:ins w:id="76" w:author="Ondi Crino" w:date="2026-01-26T13:29:00Z" w16du:dateUtc="2026-01-26T02:59:00Z">
+          <w:ins w:id="114" w:author="Ondi Crino" w:date="2026-01-26T13:29:00Z" w16du:dateUtc="2026-01-26T02:59:00Z">
             <w:rPr>
               <w:rFonts w:ascii="Cambria Math" w:hAnsi="Cambria Math" w:cs="Times New Roman"/>
               <w:sz w:val="24"/>
@@ -8777,7 +9148,7 @@
         <m:sSub>
           <m:sSubPr>
             <m:ctrlPr>
-              <w:ins w:id="77" w:author="Ondi Crino" w:date="2026-01-26T13:29:00Z" w16du:dateUtc="2026-01-26T02:59:00Z">
+              <w:ins w:id="115" w:author="Ondi Crino" w:date="2026-01-26T13:29:00Z" w16du:dateUtc="2026-01-26T02:59:00Z">
                 <w:rPr>
                   <w:rFonts w:ascii="Cambria Math" w:hAnsi="Cambria Math" w:cs="Times New Roman"/>
                   <w:sz w:val="24"/>
@@ -8788,7 +9159,7 @@
           </m:sSubPr>
           <m:e>
             <m:r>
-              <w:ins w:id="78" w:author="Ondi Crino" w:date="2026-01-26T13:29:00Z" w16du:dateUtc="2026-01-26T02:59:00Z">
+              <w:ins w:id="116" w:author="Ondi Crino" w:date="2026-01-26T13:29:00Z" w16du:dateUtc="2026-01-26T02:59:00Z">
                 <w:rPr>
                   <w:rFonts w:ascii="Cambria Math" w:hAnsi="Cambria Math" w:cs="Times New Roman"/>
                   <w:sz w:val="24"/>
@@ -8800,7 +9171,7 @@
           </m:e>
           <m:sub>
             <m:r>
-              <w:ins w:id="79" w:author="Ondi Crino" w:date="2026-01-26T13:29:00Z" w16du:dateUtc="2026-01-26T02:59:00Z">
+              <w:ins w:id="117" w:author="Ondi Crino" w:date="2026-01-26T13:29:00Z" w16du:dateUtc="2026-01-26T02:59:00Z">
                 <w:rPr>
                   <w:rFonts w:ascii="Cambria Math" w:hAnsi="Cambria Math" w:cs="Times New Roman"/>
                   <w:sz w:val="24"/>
@@ -8812,7 +9183,7 @@
           </m:sub>
         </m:sSub>
       </m:oMath>
-      <w:del w:id="80" w:author="Ondi Crino" w:date="2026-01-26T13:29:00Z" w16du:dateUtc="2026-01-26T02:59:00Z">
+      <w:del w:id="118" w:author="Ondi Crino" w:date="2026-01-26T13:29:00Z" w16du:dateUtc="2026-01-26T02:59:00Z">
         <w:r>
           <w:rPr>
             <w:rFonts w:ascii="Times New Roman" w:hAnsi="Times New Roman" w:cs="Times New Roman"/>
@@ -8879,7 +9250,7 @@
         </w:rPr>
         <w:t xml:space="preserve"> = 0).</w:t>
       </w:r>
-      <w:bookmarkEnd w:id="74"/>
+      <w:bookmarkEnd w:id="112"/>
     </w:p>
     <w:p>
       <w:pPr>
@@ -14395,7 +14766,7 @@
       </w:pPr>
     </w:p>
     <w:sectPr>
-      <w:footerReference w:type="default" r:id="rId8"/>
+      <w:footerReference w:type="default" r:id="rId12"/>
       <w:pgSz w:w="11906" w:h="16838"/>
       <w:pgMar w:top="1440" w:right="1440" w:bottom="1440" w:left="1440" w:header="708" w:footer="708" w:gutter="0"/>
       <w:lnNumType w:countBy="1" w:restart="continuous"/>
@@ -14404,6 +14775,72 @@
     </w:sectPr>
   </w:body>
 </w:document>
+</file>
+
+<file path=word/comments.xml><?xml version="1.0" encoding="utf-8"?>
+<w:comments xmlns:wpc="http://schemas.microsoft.com/office/word/2010/wordprocessingCanvas" xmlns:cx="http://schemas.microsoft.com/office/drawing/2014/chartex" xmlns:cx1="http://schemas.microsoft.com/office/drawing/2015/9/8/chartex" xmlns:cx2="http://schemas.microsoft.com/office/drawing/2015/10/21/chartex" xmlns:cx3="http://schemas.microsoft.com/office/drawing/2016/5/9/chartex" xmlns:cx4="http://schemas.microsoft.com/office/drawing/2016/5/10/chartex" xmlns:cx5="http://schemas.microsoft.com/office/drawing/2016/5/11/chartex" xmlns:cx6="http://schemas.microsoft.com/office/drawing/2016/5/12/chartex" xmlns:cx7="http://schemas.microsoft.com/office/drawing/2016/5/13/chartex" xmlns:cx8="http://schemas.microsoft.com/office/drawing/2016/5/14/chartex" xmlns:mc="http://schemas.openxmlformats.org/markup-compatibility/2006" xmlns:aink="http://schemas.microsoft.com/office/drawing/2016/ink" xmlns:am3d="http://schemas.microsoft.com/office/drawing/2017/model3d" xmlns:o="urn:schemas-microsoft-com:office:office" xmlns:oel="http://schemas.microsoft.com/office/2019/extlst" xmlns:r="http://schemas.openxmlformats.org/officeDocument/2006/relationships" xmlns:m="http://schemas.openxmlformats.org/officeDocument/2006/math" xmlns:v="urn:schemas-microsoft-com:vml" xmlns:wp14="http://schemas.microsoft.com/office/word/2010/wordprocessingDrawing" xmlns:wp="http://schemas.openxmlformats.org/drawingml/2006/wordprocessingDrawing" xmlns:w10="urn:schemas-microsoft-com:office:word" xmlns:w="http://schemas.openxmlformats.org/wordprocessingml/2006/main" xmlns:w14="http://schemas.microsoft.com/office/word/2010/wordml" xmlns:w15="http://schemas.microsoft.com/office/word/2012/wordml" xmlns:w16cex="http://schemas.microsoft.com/office/word/2018/wordml/cex" xmlns:w16cid="http://schemas.microsoft.com/office/word/2016/wordml/cid" xmlns:w16="http://schemas.microsoft.com/office/word/2018/wordml" xmlns:w16du="http://schemas.microsoft.com/office/word/2023/wordml/word16du" xmlns:w16sdtdh="http://schemas.microsoft.com/office/word/2020/wordml/sdtdatahash" xmlns:w16sdtfl="http://schemas.microsoft.com/office/word/2024/wordml/sdtformatlock" xmlns:w16se="http://schemas.microsoft.com/office/word/2015/wordml/symex" xmlns:wpg="http://schemas.microsoft.com/office/word/2010/wordprocessingGroup" xmlns:wpi="http://schemas.microsoft.com/office/word/2010/wordprocessingInk" xmlns:wne="http://schemas.microsoft.com/office/word/2006/wordml" xmlns:wps="http://schemas.microsoft.com/office/word/2010/wordprocessingShape" mc:Ignorable="w14 w15 w16se w16cid w16 w16cex w16sdtdh w16sdtfl w16du wp14">
+  <w:comment w:id="12" w:author="Daniel Noble" w:date="2026-01-28T11:27:00Z" w:initials="DN">
+    <w:p>
+      <w:pPr>
+        <w:pStyle w:val="CommentText"/>
+      </w:pPr>
+      <w:r>
+        <w:rPr>
+          <w:rStyle w:val="CommentReference"/>
+        </w:rPr>
+        <w:annotationRef/>
+      </w:r>
+      <w:r>
+        <w:t>Probably better worded like this</w:t>
+      </w:r>
+    </w:p>
+  </w:comment>
+  <w:comment w:id="95" w:author="Daniel Noble" w:date="2026-01-28T11:27:00Z" w:initials="DN">
+    <w:p>
+      <w:pPr>
+        <w:pStyle w:val="CommentText"/>
+      </w:pPr>
+      <w:r>
+        <w:rPr>
+          <w:rStyle w:val="CommentReference"/>
+        </w:rPr>
+        <w:annotationRef/>
+      </w:r>
+      <w:r>
+        <w:t xml:space="preserve">I realise we didn’t </w:t>
+      </w:r>
+      <w:proofErr w:type="gramStart"/>
+      <w:r>
+        <w:t>actually give</w:t>
+      </w:r>
+      <w:proofErr w:type="gramEnd"/>
+      <w:r>
+        <w:t xml:space="preserve"> this metric a name. Opps, but I think we can call it the robust heterogeneity metric</w:t>
+      </w:r>
+    </w:p>
+  </w:comment>
+</w:comments>
+</file>
+
+<file path=word/commentsExtended.xml><?xml version="1.0" encoding="utf-8"?>
+<w15:commentsEx xmlns:wpc="http://schemas.microsoft.com/office/word/2010/wordprocessingCanvas" xmlns:cx="http://schemas.microsoft.com/office/drawing/2014/chartex" xmlns:cx1="http://schemas.microsoft.com/office/drawing/2015/9/8/chartex" xmlns:cx2="http://schemas.microsoft.com/office/drawing/2015/10/21/chartex" xmlns:cx3="http://schemas.microsoft.com/office/drawing/2016/5/9/chartex" xmlns:cx4="http://schemas.microsoft.com/office/drawing/2016/5/10/chartex" xmlns:cx5="http://schemas.microsoft.com/office/drawing/2016/5/11/chartex" xmlns:cx6="http://schemas.microsoft.com/office/drawing/2016/5/12/chartex" xmlns:cx7="http://schemas.microsoft.com/office/drawing/2016/5/13/chartex" xmlns:cx8="http://schemas.microsoft.com/office/drawing/2016/5/14/chartex" xmlns:mc="http://schemas.openxmlformats.org/markup-compatibility/2006" xmlns:aink="http://schemas.microsoft.com/office/drawing/2016/ink" xmlns:am3d="http://schemas.microsoft.com/office/drawing/2017/model3d" xmlns:o="urn:schemas-microsoft-com:office:office" xmlns:oel="http://schemas.microsoft.com/office/2019/extlst" xmlns:r="http://schemas.openxmlformats.org/officeDocument/2006/relationships" xmlns:m="http://schemas.openxmlformats.org/officeDocument/2006/math" xmlns:v="urn:schemas-microsoft-com:vml" xmlns:wp14="http://schemas.microsoft.com/office/word/2010/wordprocessingDrawing" xmlns:wp="http://schemas.openxmlformats.org/drawingml/2006/wordprocessingDrawing" xmlns:w10="urn:schemas-microsoft-com:office:word" xmlns:w="http://schemas.openxmlformats.org/wordprocessingml/2006/main" xmlns:w14="http://schemas.microsoft.com/office/word/2010/wordml" xmlns:w15="http://schemas.microsoft.com/office/word/2012/wordml" xmlns:w16cex="http://schemas.microsoft.com/office/word/2018/wordml/cex" xmlns:w16cid="http://schemas.microsoft.com/office/word/2016/wordml/cid" xmlns:w16="http://schemas.microsoft.com/office/word/2018/wordml" xmlns:w16du="http://schemas.microsoft.com/office/word/2023/wordml/word16du" xmlns:w16sdtdh="http://schemas.microsoft.com/office/word/2020/wordml/sdtdatahash" xmlns:w16sdtfl="http://schemas.microsoft.com/office/word/2024/wordml/sdtformatlock" xmlns:w16se="http://schemas.microsoft.com/office/word/2015/wordml/symex" xmlns:wpg="http://schemas.microsoft.com/office/word/2010/wordprocessingGroup" xmlns:wpi="http://schemas.microsoft.com/office/word/2010/wordprocessingInk" xmlns:wne="http://schemas.microsoft.com/office/word/2006/wordml" xmlns:wps="http://schemas.microsoft.com/office/word/2010/wordprocessingShape" mc:Ignorable="w14 w15 w16se w16cid w16 w16cex w16sdtdh w16sdtfl w16du wp14">
+  <w15:commentEx w15:paraId="4BF3D52A" w15:done="0"/>
+  <w15:commentEx w15:paraId="7FC190E8" w15:done="0"/>
+</w15:commentsEx>
+</file>
+
+<file path=word/commentsExtensible.xml><?xml version="1.0" encoding="utf-8"?>
+<w16cex:commentsExtensible xmlns:wpc="http://schemas.microsoft.com/office/word/2010/wordprocessingCanvas" xmlns:cx="http://schemas.microsoft.com/office/drawing/2014/chartex" xmlns:cx1="http://schemas.microsoft.com/office/drawing/2015/9/8/chartex" xmlns:cx2="http://schemas.microsoft.com/office/drawing/2015/10/21/chartex" xmlns:cx3="http://schemas.microsoft.com/office/drawing/2016/5/9/chartex" xmlns:cx4="http://schemas.microsoft.com/office/drawing/2016/5/10/chartex" xmlns:cx5="http://schemas.microsoft.com/office/drawing/2016/5/11/chartex" xmlns:cx6="http://schemas.microsoft.com/office/drawing/2016/5/12/chartex" xmlns:cx7="http://schemas.microsoft.com/office/drawing/2016/5/13/chartex" xmlns:cx8="http://schemas.microsoft.com/office/drawing/2016/5/14/chartex" xmlns:cr="http://schemas.microsoft.com/office/comments/2020/reactions" xmlns:mc="http://schemas.openxmlformats.org/markup-compatibility/2006" xmlns:aink="http://schemas.microsoft.com/office/drawing/2016/ink" xmlns:am3d="http://schemas.microsoft.com/office/drawing/2017/model3d" xmlns:o="urn:schemas-microsoft-com:office:office" xmlns:oel="http://schemas.microsoft.com/office/2019/extlst" xmlns:r="http://schemas.openxmlformats.org/officeDocument/2006/relationships" xmlns:m="http://schemas.openxmlformats.org/officeDocument/2006/math" xmlns:v="urn:schemas-microsoft-com:vml" xmlns:wp14="http://schemas.microsoft.com/office/word/2010/wordprocessingDrawing" xmlns:wp="http://schemas.openxmlformats.org/drawingml/2006/wordprocessingDrawing" xmlns:w10="urn:schemas-microsoft-com:office:word" xmlns:w="http://schemas.openxmlformats.org/wordprocessingml/2006/main" xmlns:w14="http://schemas.microsoft.com/office/word/2010/wordml" xmlns:w15="http://schemas.microsoft.com/office/word/2012/wordml" xmlns:w16cex="http://schemas.microsoft.com/office/word/2018/wordml/cex" xmlns:w16cid="http://schemas.microsoft.com/office/word/2016/wordml/cid" xmlns:w16="http://schemas.microsoft.com/office/word/2018/wordml" xmlns:w16du="http://schemas.microsoft.com/office/word/2023/wordml/word16du" xmlns:w16sdtdh="http://schemas.microsoft.com/office/word/2020/wordml/sdtdatahash" xmlns:w16sdtfl="http://schemas.microsoft.com/office/word/2024/wordml/sdtformatlock" xmlns:w16se="http://schemas.microsoft.com/office/word/2015/wordml/symex" xmlns:wpg="http://schemas.microsoft.com/office/word/2010/wordprocessingGroup" xmlns:wpi="http://schemas.microsoft.com/office/word/2010/wordprocessingInk" xmlns:wne="http://schemas.microsoft.com/office/word/2006/wordml" xmlns:wps="http://schemas.microsoft.com/office/word/2010/wordprocessingShape" mc:Ignorable="w14 w15 w16se w16cid w16 w16cex w16sdtdh w16sdtfl cr w16du wp14">
+  <w16cex:commentExtensible w16cex:durableId="6DF37FB7" w16cex:dateUtc="2026-01-28T10:27:00Z"/>
+  <w16cex:commentExtensible w16cex:durableId="310F68B0" w16cex:dateUtc="2026-01-28T10:27:00Z"/>
+</w16cex:commentsExtensible>
+</file>
+
+<file path=word/commentsIds.xml><?xml version="1.0" encoding="utf-8"?>
+<w16cid:commentsIds xmlns:wpc="http://schemas.microsoft.com/office/word/2010/wordprocessingCanvas" xmlns:cx="http://schemas.microsoft.com/office/drawing/2014/chartex" xmlns:cx1="http://schemas.microsoft.com/office/drawing/2015/9/8/chartex" xmlns:cx2="http://schemas.microsoft.com/office/drawing/2015/10/21/chartex" xmlns:cx3="http://schemas.microsoft.com/office/drawing/2016/5/9/chartex" xmlns:cx4="http://schemas.microsoft.com/office/drawing/2016/5/10/chartex" xmlns:cx5="http://schemas.microsoft.com/office/drawing/2016/5/11/chartex" xmlns:cx6="http://schemas.microsoft.com/office/drawing/2016/5/12/chartex" xmlns:cx7="http://schemas.microsoft.com/office/drawing/2016/5/13/chartex" xmlns:cx8="http://schemas.microsoft.com/office/drawing/2016/5/14/chartex" xmlns:mc="http://schemas.openxmlformats.org/markup-compatibility/2006" xmlns:aink="http://schemas.microsoft.com/office/drawing/2016/ink" xmlns:am3d="http://schemas.microsoft.com/office/drawing/2017/model3d" xmlns:o="urn:schemas-microsoft-com:office:office" xmlns:oel="http://schemas.microsoft.com/office/2019/extlst" xmlns:r="http://schemas.openxmlformats.org/officeDocument/2006/relationships" xmlns:m="http://schemas.openxmlformats.org/officeDocument/2006/math" xmlns:v="urn:schemas-microsoft-com:vml" xmlns:wp14="http://schemas.microsoft.com/office/word/2010/wordprocessingDrawing" xmlns:wp="http://schemas.openxmlformats.org/drawingml/2006/wordprocessingDrawing" xmlns:w10="urn:schemas-microsoft-com:office:word" xmlns:w="http://schemas.openxmlformats.org/wordprocessingml/2006/main" xmlns:w14="http://schemas.microsoft.com/office/word/2010/wordml" xmlns:w15="http://schemas.microsoft.com/office/word/2012/wordml" xmlns:w16cex="http://schemas.microsoft.com/office/word/2018/wordml/cex" xmlns:w16cid="http://schemas.microsoft.com/office/word/2016/wordml/cid" xmlns:w16="http://schemas.microsoft.com/office/word/2018/wordml" xmlns:w16du="http://schemas.microsoft.com/office/word/2023/wordml/word16du" xmlns:w16sdtdh="http://schemas.microsoft.com/office/word/2020/wordml/sdtdatahash" xmlns:w16sdtfl="http://schemas.microsoft.com/office/word/2024/wordml/sdtformatlock" xmlns:w16se="http://schemas.microsoft.com/office/word/2015/wordml/symex" xmlns:wpg="http://schemas.microsoft.com/office/word/2010/wordprocessingGroup" xmlns:wpi="http://schemas.microsoft.com/office/word/2010/wordprocessingInk" xmlns:wne="http://schemas.microsoft.com/office/word/2006/wordml" xmlns:wps="http://schemas.microsoft.com/office/word/2010/wordprocessingShape" mc:Ignorable="w14 w15 w16se w16cid w16 w16cex w16sdtdh w16sdtfl w16du wp14">
+  <w16cid:commentId w16cid:paraId="4BF3D52A" w16cid:durableId="6DF37FB7"/>
+  <w16cid:commentId w16cid:paraId="7FC190E8" w16cid:durableId="310F68B0"/>
+</w16cid:commentsIds>
 </file>
 
 <file path=word/endnotes.xml><?xml version="1.0" encoding="utf-8"?>
@@ -14511,6 +14948,9 @@
 
 <file path=word/people.xml><?xml version="1.0" encoding="utf-8"?>
 <w15:people xmlns:wpc="http://schemas.microsoft.com/office/word/2010/wordprocessingCanvas" xmlns:cx="http://schemas.microsoft.com/office/drawing/2014/chartex" xmlns:cx1="http://schemas.microsoft.com/office/drawing/2015/9/8/chartex" xmlns:cx2="http://schemas.microsoft.com/office/drawing/2015/10/21/chartex" xmlns:cx3="http://schemas.microsoft.com/office/drawing/2016/5/9/chartex" xmlns:cx4="http://schemas.microsoft.com/office/drawing/2016/5/10/chartex" xmlns:cx5="http://schemas.microsoft.com/office/drawing/2016/5/11/chartex" xmlns:cx6="http://schemas.microsoft.com/office/drawing/2016/5/12/chartex" xmlns:cx7="http://schemas.microsoft.com/office/drawing/2016/5/13/chartex" xmlns:cx8="http://schemas.microsoft.com/office/drawing/2016/5/14/chartex" xmlns:mc="http://schemas.openxmlformats.org/markup-compatibility/2006" xmlns:aink="http://schemas.microsoft.com/office/drawing/2016/ink" xmlns:am3d="http://schemas.microsoft.com/office/drawing/2017/model3d" xmlns:o="urn:schemas-microsoft-com:office:office" xmlns:oel="http://schemas.microsoft.com/office/2019/extlst" xmlns:r="http://schemas.openxmlformats.org/officeDocument/2006/relationships" xmlns:m="http://schemas.openxmlformats.org/officeDocument/2006/math" xmlns:v="urn:schemas-microsoft-com:vml" xmlns:wp14="http://schemas.microsoft.com/office/word/2010/wordprocessingDrawing" xmlns:wp="http://schemas.openxmlformats.org/drawingml/2006/wordprocessingDrawing" xmlns:w10="urn:schemas-microsoft-com:office:word" xmlns:w="http://schemas.openxmlformats.org/wordprocessingml/2006/main" xmlns:w14="http://schemas.microsoft.com/office/word/2010/wordml" xmlns:w15="http://schemas.microsoft.com/office/word/2012/wordml" xmlns:w16cex="http://schemas.microsoft.com/office/word/2018/wordml/cex" xmlns:w16cid="http://schemas.microsoft.com/office/word/2016/wordml/cid" xmlns:w16="http://schemas.microsoft.com/office/word/2018/wordml" xmlns:w16du="http://schemas.microsoft.com/office/word/2023/wordml/word16du" xmlns:w16sdtdh="http://schemas.microsoft.com/office/word/2020/wordml/sdtdatahash" xmlns:w16sdtfl="http://schemas.microsoft.com/office/word/2024/wordml/sdtformatlock" xmlns:w16se="http://schemas.microsoft.com/office/word/2015/wordml/symex" xmlns:wpg="http://schemas.microsoft.com/office/word/2010/wordprocessingGroup" xmlns:wpi="http://schemas.microsoft.com/office/word/2010/wordprocessingInk" xmlns:wne="http://schemas.microsoft.com/office/word/2006/wordml" xmlns:wps="http://schemas.microsoft.com/office/word/2010/wordprocessingShape" mc:Ignorable="w14 w15 w16se w16cid w16 w16cex w16sdtdh w16sdtfl w16du wp14">
+  <w15:person w15:author="Daniel Noble">
+    <w15:presenceInfo w15:providerId="AD" w15:userId="S::u5062688@anu.edu.au::cd1442c4-8911-414d-88db-662b5685b55e"/>
+  </w15:person>
   <w15:person w15:author="Ondi Crino">
     <w15:presenceInfo w15:providerId="AD" w15:userId="S::crin0006@flinders.edu.au::14d01f18-b834-4109-ba44-5cbdcf7d2f8e"/>
   </w15:person>
@@ -15609,6 +16049,74 @@
       <w:spacing w:after="0" w:line="240" w:lineRule="auto"/>
     </w:pPr>
   </w:style>
+  <w:style w:type="character" w:styleId="CommentReference">
+    <w:name w:val="annotation reference"/>
+    <w:basedOn w:val="DefaultParagraphFont"/>
+    <w:uiPriority w:val="99"/>
+    <w:semiHidden/>
+    <w:unhideWhenUsed/>
+    <w:rsid w:val="008C7623"/>
+    <w:rPr>
+      <w:sz w:val="16"/>
+      <w:szCs w:val="16"/>
+    </w:rPr>
+  </w:style>
+  <w:style w:type="paragraph" w:styleId="CommentText">
+    <w:name w:val="annotation text"/>
+    <w:basedOn w:val="Normal"/>
+    <w:link w:val="CommentTextChar"/>
+    <w:uiPriority w:val="99"/>
+    <w:semiHidden/>
+    <w:unhideWhenUsed/>
+    <w:rsid w:val="008C7623"/>
+    <w:pPr>
+      <w:spacing w:line="240" w:lineRule="auto"/>
+    </w:pPr>
+    <w:rPr>
+      <w:sz w:val="20"/>
+      <w:szCs w:val="20"/>
+    </w:rPr>
+  </w:style>
+  <w:style w:type="character" w:customStyle="1" w:styleId="CommentTextChar">
+    <w:name w:val="Comment Text Char"/>
+    <w:basedOn w:val="DefaultParagraphFont"/>
+    <w:link w:val="CommentText"/>
+    <w:uiPriority w:val="99"/>
+    <w:semiHidden/>
+    <w:rsid w:val="008C7623"/>
+    <w:rPr>
+      <w:sz w:val="20"/>
+      <w:szCs w:val="20"/>
+    </w:rPr>
+  </w:style>
+  <w:style w:type="paragraph" w:styleId="CommentSubject">
+    <w:name w:val="annotation subject"/>
+    <w:basedOn w:val="CommentText"/>
+    <w:next w:val="CommentText"/>
+    <w:link w:val="CommentSubjectChar"/>
+    <w:uiPriority w:val="99"/>
+    <w:semiHidden/>
+    <w:unhideWhenUsed/>
+    <w:rsid w:val="008C7623"/>
+    <w:rPr>
+      <w:b/>
+      <w:bCs/>
+    </w:rPr>
+  </w:style>
+  <w:style w:type="character" w:customStyle="1" w:styleId="CommentSubjectChar">
+    <w:name w:val="Comment Subject Char"/>
+    <w:basedOn w:val="CommentTextChar"/>
+    <w:link w:val="CommentSubject"/>
+    <w:uiPriority w:val="99"/>
+    <w:semiHidden/>
+    <w:rsid w:val="008C7623"/>
+    <w:rPr>
+      <w:b/>
+      <w:bCs/>
+      <w:sz w:val="20"/>
+      <w:szCs w:val="20"/>
+    </w:rPr>
+  </w:style>
 </w:styles>
 </file>
 

--- a/revision1/Revised_Supplemental materials_26012026.docx
+++ b/revision1/Revised_Supplemental materials_26012026.docx
@@ -5627,18 +5627,10 @@
             <w:b/>
             <w:bCs/>
           </w:rPr>
-          <w:t xml:space="preserve">for </w:t>
-        </w:r>
-        <w:commentRangeStart w:id="95"/>
-        <w:r>
-          <w:rPr>
-            <w:b/>
-            <w:bCs/>
-          </w:rPr>
-          <w:t xml:space="preserve">developmental stressor categories </w:t>
+          <w:t xml:space="preserve">for developmental stressor categories </w:t>
         </w:r>
       </w:ins>
-      <w:ins w:id="96" w:author="Ondi Crino" w:date="2026-01-27T13:37:00Z" w16du:dateUtc="2026-01-27T03:07:00Z">
+      <w:ins w:id="95" w:author="Ondi Crino" w:date="2026-01-27T13:37:00Z" w16du:dateUtc="2026-01-27T03:07:00Z">
         <w:r>
           <w:rPr>
             <w:b/>
@@ -5646,7 +5638,7 @@
           </w:rPr>
           <w:t xml:space="preserve">based </w:t>
         </w:r>
-        <w:del w:id="97" w:author="Daniel Noble" w:date="2026-01-28T11:25:00Z" w16du:dateUtc="2026-01-28T10:25:00Z">
+        <w:del w:id="96" w:author="Daniel Noble" w:date="2026-01-28T11:25:00Z" w16du:dateUtc="2026-01-28T10:25:00Z">
           <w:r>
             <w:rPr>
               <w:b/>
@@ -5656,8 +5648,8 @@
           </w:r>
         </w:del>
       </w:ins>
-      <w:ins w:id="98" w:author="Ondi Crino" w:date="2026-01-27T13:34:00Z" w16du:dateUtc="2026-01-27T03:04:00Z">
-        <w:del w:id="99" w:author="Daniel Noble" w:date="2026-01-28T11:25:00Z" w16du:dateUtc="2026-01-28T10:25:00Z">
+      <w:ins w:id="97" w:author="Ondi Crino" w:date="2026-01-27T13:34:00Z" w16du:dateUtc="2026-01-27T03:04:00Z">
+        <w:del w:id="98" w:author="Daniel Noble" w:date="2026-01-28T11:25:00Z" w16du:dateUtc="2026-01-28T10:25:00Z">
           <w:r>
             <w:rPr>
               <w:b/>
@@ -5667,7 +5659,7 @@
           </w:r>
         </w:del>
       </w:ins>
-      <w:ins w:id="100" w:author="Daniel Noble" w:date="2026-01-28T11:25:00Z" w16du:dateUtc="2026-01-28T10:25:00Z">
+      <w:ins w:id="99" w:author="Daniel Noble" w:date="2026-01-28T11:25:00Z" w16du:dateUtc="2026-01-28T10:25:00Z">
         <w:r>
           <w:rPr>
             <w:b/>
@@ -5676,7 +5668,7 @@
           <w:t>the robust</w:t>
         </w:r>
       </w:ins>
-      <w:ins w:id="101" w:author="Ondi Crino" w:date="2026-01-27T13:34:00Z" w16du:dateUtc="2026-01-27T03:04:00Z">
+      <w:ins w:id="100" w:author="Ondi Crino" w:date="2026-01-27T13:34:00Z" w16du:dateUtc="2026-01-27T03:04:00Z">
         <w:r>
           <w:rPr>
             <w:b/>
@@ -5685,7 +5677,7 @@
           <w:t xml:space="preserve"> heterogeneity</w:t>
         </w:r>
       </w:ins>
-      <w:ins w:id="102" w:author="Daniel Noble" w:date="2026-01-28T11:25:00Z" w16du:dateUtc="2026-01-28T10:25:00Z">
+      <w:ins w:id="101" w:author="Daniel Noble" w:date="2026-01-28T11:25:00Z" w16du:dateUtc="2026-01-28T10:25:00Z">
         <w:r>
           <w:rPr>
             <w:b/>
@@ -5701,7 +5693,7 @@
         </w:rPr>
         <w:t xml:space="preserve"> </w:t>
       </w:r>
-      <w:ins w:id="103" w:author="Ondi Crino" w:date="2026-01-27T13:34:00Z" w16du:dateUtc="2026-01-27T03:04:00Z">
+      <w:ins w:id="102" w:author="Ondi Crino" w:date="2026-01-27T13:34:00Z" w16du:dateUtc="2026-01-27T03:04:00Z">
         <w:r>
           <w:rPr>
             <w:b/>
@@ -5722,7 +5714,7 @@
           <w:b/>
           <w:bCs/>
           <w:vertAlign w:val="superscript"/>
-          <w:rPrChange w:id="104" w:author="Ondi Crino" w:date="2026-01-27T13:29:00Z" w16du:dateUtc="2026-01-27T02:59:00Z">
+          <w:rPrChange w:id="103" w:author="Ondi Crino" w:date="2026-01-27T13:29:00Z" w16du:dateUtc="2026-01-27T02:59:00Z">
             <w:rPr>
               <w:b/>
               <w:bCs/>
@@ -5731,7 +5723,7 @@
         </w:rPr>
         <w:t>2</w:t>
       </w:r>
-      <w:ins w:id="105" w:author="Ondi Crino" w:date="2026-01-27T13:34:00Z" w16du:dateUtc="2026-01-27T03:04:00Z">
+      <w:ins w:id="104" w:author="Ondi Crino" w:date="2026-01-27T13:34:00Z" w16du:dateUtc="2026-01-27T03:04:00Z">
         <w:r>
           <w:rPr>
             <w:b/>
@@ -5740,38 +5732,199 @@
           <w:t>)</w:t>
         </w:r>
       </w:ins>
-      <w:ins w:id="106" w:author="Daniel Noble" w:date="2026-01-28T11:26:00Z" w16du:dateUtc="2026-01-28T10:26:00Z">
+      <w:ins w:id="105" w:author="Daniel Noble" w:date="2026-01-28T11:26:00Z" w16du:dateUtc="2026-01-28T10:26:00Z">
         <w:r>
           <w:rPr>
             <w:b/>
             <w:bCs/>
           </w:rPr>
-          <w:t xml:space="preserve">, which </w:t>
+          <w:t xml:space="preserve">, which combines mean-scaled and variance-scaled metrics </w:t>
         </w:r>
       </w:ins>
-      <w:commentRangeEnd w:id="95"/>
-      <w:ins w:id="107" w:author="Daniel Noble" w:date="2026-01-28T11:27:00Z" w16du:dateUtc="2026-01-28T10:27:00Z">
-        <w:r>
-          <w:rPr>
-            <w:rStyle w:val="CommentReference"/>
-            <w:rFonts w:asciiTheme="minorHAnsi" w:hAnsiTheme="minorHAnsi"/>
-            <w:kern w:val="2"/>
-            <w:lang w:val="en-AU"/>
-            <w14:ligatures w14:val="standardContextual"/>
-          </w:rPr>
-          <w:commentReference w:id="95"/>
-        </w:r>
+      <w:r>
+        <w:rPr>
+          <w:b/>
+          <w:bCs/>
+        </w:rPr>
+        <w:fldChar w:fldCharType="begin">
+          <w:fldData xml:space="preserve">PEVuZE5vdGU+PENpdGU+PEF1dGhvcj5ZYW5nPC9BdXRob3I+PFllYXI+MjAyNTwvWWVhcj48UmVj
+TnVtPjcwOTwvUmVjTnVtPjxQcmVmaXg+U2VlIDwvUHJlZml4PjxEaXNwbGF5VGV4dD4oU2VlIFlh
+bmc8c3R5bGUgZmFjZT0iaXRhbGljIj4gZXQgYWwuPC9zdHlsZT4sIDIwMjUpPC9EaXNwbGF5VGV4
+dD48cmVjb3JkPjxyZWMtbnVtYmVyPjcwOTwvcmVjLW51bWJlcj48Zm9yZWlnbi1rZXlzPjxrZXkg
+YXBwPSJFTiIgZGItaWQ9InN2ZHA1dDIycHRzZXYyZXZ4ZGl2cnYweHA1ZXB6NTJmNWZ4ZCIgdGlt
+ZXN0YW1wPSIxNzY5NjU0Nzc0Ij43MDk8L2tleT48L2ZvcmVpZ24ta2V5cz48cmVmLXR5cGUgbmFt
+ZT0iSm91cm5hbCBBcnRpY2xlIj4xNzwvcmVmLXR5cGU+PGNvbnRyaWJ1dG9ycz48YXV0aG9ycz48
+YXV0aG9yPllhbmcsIFkuIEYuPC9hdXRob3I+PGF1dGhvcj5Ob2JsZSwgRC4gVy4gQS48L2F1dGhv
+cj48YXV0aG9yPlNwYWtlLCBSLjwvYXV0aG9yPjxhdXRob3I+U2VuaW9yLCBBLiBNLjwvYXV0aG9y
+PjxhdXRob3I+TGFnaXN6LCBNLjwvYXV0aG9yPjxhdXRob3I+TmFrYWdhd2EsIFMuPC9hdXRob3I+
+PC9hdXRob3JzPjwvY29udHJpYnV0b3JzPjxhdXRoLWFkZHJlc3M+VW5pdiBOZXcgU291dGggV2Fs
+ZXMsIEV2b2x1dCAmYW1wOyBFY29sIFJlcyBDdHIsIFN5ZG5leSwgTlNXLCBBdXN0cmFsaWEmI3hE
+O1VuaXYgTmV3IFNvdXRoIFdhbGVzLCBTY2ggQmlvbCBFYXJ0aCAmYW1wOyBFbnZpcm9ubSBTY2ks
+IFN5ZG5leSwgTlNXLCBBdXN0cmFsaWEmI3hEO1poZWppYW5nIFVuaXYsIENvbGwgQmlvc3lzdCBF
+bmduICZhbXA7IEZvb2QgU2NpLCBIYW5nemhvdSwgWmhlamlhbmcsIFBlb3BsZXMgUiBDaGluYSYj
+eEQ7QXVzdHJhbGlhbiBOYXRsIFVuaXYsIFJlcyBTY2ggQmlvbCwgRGl2IEVjb2wgJmFtcDsgRXZv
+bHV0LCBDYW5iZXJyYSwgQUNULCBBdXN0cmFsaWEmI3hEO1VuaXYgUmVhZGluZywgU2NoIEJpb2wg
+U2NpLCBFY29sICZhbXA7IEV2b2x1dGlvbmFyeSBCaW9sIFJlcyBEaXYsIFJlYWRpbmcsIEVuZ2xh
+bmQmI3hEO1VuaXYgU3lkbmV5LCBDaGFybGVzIFBlcmtpbnMgQ3RyLCBTeWRuZXkgUHJlY2lzIERh
+dGEgU2NpIEN0ciwgU3lkbmV5LCBOU1csIEF1c3RyYWxpYSYjeEQ7VW5pdiBTeWRuZXksIFNjaCBM
+aWZlICZhbXA7IEVudmlyb25tIFNjaSwgU3lkbmV5LCBOU1csIEF1c3RyYWxpYSYjeEQ7VW5pdiBB
+bGJlcnRhLCBEZXB0IEJpb2wgU2NpLCBFZG1vbnRvbiwgQUIsIENhbmFkYSYjeEQ7R3JhZCBVbml2
+LCBPa2luYXdhIEluc3QgU2NpICZhbXA7IFRlY2hub2wsIFRoZW9yZXQgU2NpIFZpc2l0aW5nIFBy
+b2dyYW0sIE9ubmEsIEphcGFuPC9hdXRoLWFkZHJlc3M+PHRpdGxlcz48dGl0bGU+QSBwbHVyYWxp
+c3RpYyBmcmFtZXdvcmsgZm9yIG1lYXN1cmluZywgaW50ZXJwcmV0aW5nIGFuZCBkZWNvbXBvc2lu
+ZyBoZXRlcm9nZW5laXR5IGluIG1ldGEtYW5hbHlzaXM8L3RpdGxlPjxzZWNvbmRhcnktdGl0bGU+
+TWV0aG9kcyBpbiBFY29sb2d5IGFuZCBFdm9sdXRpb248L3NlY29uZGFyeS10aXRsZT48YWx0LXRp
+dGxlPk1ldGhvZHMgRWNvbCBFdm9sPC9hbHQtdGl0bGU+PC90aXRsZXM+PHBlcmlvZGljYWw+PGZ1
+bGwtdGl0bGU+TWV0aG9kcyBpbiBFY29sb2d5IGFuZCBFdm9sdXRpb248L2Z1bGwtdGl0bGU+PGFi
+YnItMT5NZXRob2RzIEVjb2wgRXZvbDwvYWJici0xPjwvcGVyaW9kaWNhbD48YWx0LXBlcmlvZGlj
+YWw+PGZ1bGwtdGl0bGU+TWV0aG9kcyBpbiBFY29sb2d5IGFuZCBFdm9sdXRpb248L2Z1bGwtdGl0
+bGU+PGFiYnItMT5NZXRob2RzIEVjb2wgRXZvbDwvYWJici0xPjwvYWx0LXBlcmlvZGljYWw+PHBh
+Z2VzPjI3MTAtMjcyNTwvcGFnZXM+PHZvbHVtZT4xNjwvdm9sdW1lPjxudW1iZXI+MTE8L251bWJl
+cj48a2V5d29yZHM+PGtleXdvcmQ+Y29udGV4dCBkZXBlbmRlbmNlPC9rZXl3b3JkPjxrZXl3b3Jk
+PmVmZmVjdCBzaXplPC9rZXl3b3JkPjxrZXl3b3JkPmhldGVyb2dlbmVpdHk8L2tleXdvcmQ+PGtl
+eXdvcmQ+bGluZWFyIG1vZGVsczwva2V5d29yZD48a2V5d29yZD5tZXRhLWFuYWx5c2lzPC9rZXl3
+b3JkPjxrZXl3b3JkPm1peGVkIGVmZmVjdHMgbW9kZWw8L2tleXdvcmQ+PC9rZXl3b3Jkcz48ZGF0
+ZXM+PHllYXI+MjAyNTwveWVhcj48cHViLWRhdGVzPjxkYXRlPk5vdjwvZGF0ZT48L3B1Yi1kYXRl
+cz48L2RhdGVzPjxpc2JuPjIwNDEtMjEweDwvaXNibj48YWNjZXNzaW9uLW51bT5XT1M6MDAxNTcx
+ODEyODAwMDAxPC9hY2Nlc3Npb24tbnVtPjx1cmxzPjxyZWxhdGVkLXVybHM+PHVybD4mbHQ7R28g
+dG8gSVNJJmd0OzovL1dPUzowMDE1NzE4MTI4MDAwMDE8L3VybD48L3JlbGF0ZWQtdXJscz48L3Vy
+bHM+PGVsZWN0cm9uaWMtcmVzb3VyY2UtbnVtPjEwLjExMTEvMjA0MS0yMTB4LjcwMTU1PC9lbGVj
+dHJvbmljLXJlc291cmNlLW51bT48bGFuZ3VhZ2U+RW5nbGlzaDwvbGFuZ3VhZ2U+PC9yZWNvcmQ+
+PC9DaXRlPjwvRW5kTm90ZT5=
+</w:fldData>
+        </w:fldChar>
+      </w:r>
+      <w:r>
+        <w:rPr>
+          <w:b/>
+          <w:bCs/>
+        </w:rPr>
+        <w:instrText xml:space="preserve"> ADDIN EN.CITE </w:instrText>
+      </w:r>
+      <w:r>
+        <w:rPr>
+          <w:b/>
+          <w:bCs/>
+        </w:rPr>
+        <w:fldChar w:fldCharType="begin">
+          <w:fldData xml:space="preserve">PEVuZE5vdGU+PENpdGU+PEF1dGhvcj5ZYW5nPC9BdXRob3I+PFllYXI+MjAyNTwvWWVhcj48UmVj
+TnVtPjcwOTwvUmVjTnVtPjxQcmVmaXg+U2VlIDwvUHJlZml4PjxEaXNwbGF5VGV4dD4oU2VlIFlh
+bmc8c3R5bGUgZmFjZT0iaXRhbGljIj4gZXQgYWwuPC9zdHlsZT4sIDIwMjUpPC9EaXNwbGF5VGV4
+dD48cmVjb3JkPjxyZWMtbnVtYmVyPjcwOTwvcmVjLW51bWJlcj48Zm9yZWlnbi1rZXlzPjxrZXkg
+YXBwPSJFTiIgZGItaWQ9InN2ZHA1dDIycHRzZXYyZXZ4ZGl2cnYweHA1ZXB6NTJmNWZ4ZCIgdGlt
+ZXN0YW1wPSIxNzY5NjU0Nzc0Ij43MDk8L2tleT48L2ZvcmVpZ24ta2V5cz48cmVmLXR5cGUgbmFt
+ZT0iSm91cm5hbCBBcnRpY2xlIj4xNzwvcmVmLXR5cGU+PGNvbnRyaWJ1dG9ycz48YXV0aG9ycz48
+YXV0aG9yPllhbmcsIFkuIEYuPC9hdXRob3I+PGF1dGhvcj5Ob2JsZSwgRC4gVy4gQS48L2F1dGhv
+cj48YXV0aG9yPlNwYWtlLCBSLjwvYXV0aG9yPjxhdXRob3I+U2VuaW9yLCBBLiBNLjwvYXV0aG9y
+PjxhdXRob3I+TGFnaXN6LCBNLjwvYXV0aG9yPjxhdXRob3I+TmFrYWdhd2EsIFMuPC9hdXRob3I+
+PC9hdXRob3JzPjwvY29udHJpYnV0b3JzPjxhdXRoLWFkZHJlc3M+VW5pdiBOZXcgU291dGggV2Fs
+ZXMsIEV2b2x1dCAmYW1wOyBFY29sIFJlcyBDdHIsIFN5ZG5leSwgTlNXLCBBdXN0cmFsaWEmI3hE
+O1VuaXYgTmV3IFNvdXRoIFdhbGVzLCBTY2ggQmlvbCBFYXJ0aCAmYW1wOyBFbnZpcm9ubSBTY2ks
+IFN5ZG5leSwgTlNXLCBBdXN0cmFsaWEmI3hEO1poZWppYW5nIFVuaXYsIENvbGwgQmlvc3lzdCBF
+bmduICZhbXA7IEZvb2QgU2NpLCBIYW5nemhvdSwgWmhlamlhbmcsIFBlb3BsZXMgUiBDaGluYSYj
+eEQ7QXVzdHJhbGlhbiBOYXRsIFVuaXYsIFJlcyBTY2ggQmlvbCwgRGl2IEVjb2wgJmFtcDsgRXZv
+bHV0LCBDYW5iZXJyYSwgQUNULCBBdXN0cmFsaWEmI3hEO1VuaXYgUmVhZGluZywgU2NoIEJpb2wg
+U2NpLCBFY29sICZhbXA7IEV2b2x1dGlvbmFyeSBCaW9sIFJlcyBEaXYsIFJlYWRpbmcsIEVuZ2xh
+bmQmI3hEO1VuaXYgU3lkbmV5LCBDaGFybGVzIFBlcmtpbnMgQ3RyLCBTeWRuZXkgUHJlY2lzIERh
+dGEgU2NpIEN0ciwgU3lkbmV5LCBOU1csIEF1c3RyYWxpYSYjeEQ7VW5pdiBTeWRuZXksIFNjaCBM
+aWZlICZhbXA7IEVudmlyb25tIFNjaSwgU3lkbmV5LCBOU1csIEF1c3RyYWxpYSYjeEQ7VW5pdiBB
+bGJlcnRhLCBEZXB0IEJpb2wgU2NpLCBFZG1vbnRvbiwgQUIsIENhbmFkYSYjeEQ7R3JhZCBVbml2
+LCBPa2luYXdhIEluc3QgU2NpICZhbXA7IFRlY2hub2wsIFRoZW9yZXQgU2NpIFZpc2l0aW5nIFBy
+b2dyYW0sIE9ubmEsIEphcGFuPC9hdXRoLWFkZHJlc3M+PHRpdGxlcz48dGl0bGU+QSBwbHVyYWxp
+c3RpYyBmcmFtZXdvcmsgZm9yIG1lYXN1cmluZywgaW50ZXJwcmV0aW5nIGFuZCBkZWNvbXBvc2lu
+ZyBoZXRlcm9nZW5laXR5IGluIG1ldGEtYW5hbHlzaXM8L3RpdGxlPjxzZWNvbmRhcnktdGl0bGU+
+TWV0aG9kcyBpbiBFY29sb2d5IGFuZCBFdm9sdXRpb248L3NlY29uZGFyeS10aXRsZT48YWx0LXRp
+dGxlPk1ldGhvZHMgRWNvbCBFdm9sPC9hbHQtdGl0bGU+PC90aXRsZXM+PHBlcmlvZGljYWw+PGZ1
+bGwtdGl0bGU+TWV0aG9kcyBpbiBFY29sb2d5IGFuZCBFdm9sdXRpb248L2Z1bGwtdGl0bGU+PGFi
+YnItMT5NZXRob2RzIEVjb2wgRXZvbDwvYWJici0xPjwvcGVyaW9kaWNhbD48YWx0LXBlcmlvZGlj
+YWw+PGZ1bGwtdGl0bGU+TWV0aG9kcyBpbiBFY29sb2d5IGFuZCBFdm9sdXRpb248L2Z1bGwtdGl0
+bGU+PGFiYnItMT5NZXRob2RzIEVjb2wgRXZvbDwvYWJici0xPjwvYWx0LXBlcmlvZGljYWw+PHBh
+Z2VzPjI3MTAtMjcyNTwvcGFnZXM+PHZvbHVtZT4xNjwvdm9sdW1lPjxudW1iZXI+MTE8L251bWJl
+cj48a2V5d29yZHM+PGtleXdvcmQ+Y29udGV4dCBkZXBlbmRlbmNlPC9rZXl3b3JkPjxrZXl3b3Jk
+PmVmZmVjdCBzaXplPC9rZXl3b3JkPjxrZXl3b3JkPmhldGVyb2dlbmVpdHk8L2tleXdvcmQ+PGtl
+eXdvcmQ+bGluZWFyIG1vZGVsczwva2V5d29yZD48a2V5d29yZD5tZXRhLWFuYWx5c2lzPC9rZXl3
+b3JkPjxrZXl3b3JkPm1peGVkIGVmZmVjdHMgbW9kZWw8L2tleXdvcmQ+PC9rZXl3b3Jkcz48ZGF0
+ZXM+PHllYXI+MjAyNTwveWVhcj48cHViLWRhdGVzPjxkYXRlPk5vdjwvZGF0ZT48L3B1Yi1kYXRl
+cz48L2RhdGVzPjxpc2JuPjIwNDEtMjEweDwvaXNibj48YWNjZXNzaW9uLW51bT5XT1M6MDAxNTcx
+ODEyODAwMDAxPC9hY2Nlc3Npb24tbnVtPjx1cmxzPjxyZWxhdGVkLXVybHM+PHVybD4mbHQ7R28g
+dG8gSVNJJmd0OzovL1dPUzowMDE1NzE4MTI4MDAwMDE8L3VybD48L3JlbGF0ZWQtdXJscz48L3Vy
+bHM+PGVsZWN0cm9uaWMtcmVzb3VyY2UtbnVtPjEwLjExMTEvMjA0MS0yMTB4LjcwMTU1PC9lbGVj
+dHJvbmljLXJlc291cmNlLW51bT48bGFuZ3VhZ2U+RW5nbGlzaDwvbGFuZ3VhZ2U+PC9yZWNvcmQ+
+PC9DaXRlPjwvRW5kTm90ZT5=
+</w:fldData>
+        </w:fldChar>
+      </w:r>
+      <w:r>
+        <w:rPr>
+          <w:b/>
+          <w:bCs/>
+        </w:rPr>
+        <w:instrText xml:space="preserve"> ADDIN EN.CITE.DATA </w:instrText>
+      </w:r>
+      <w:r>
+        <w:rPr>
+          <w:b/>
+          <w:bCs/>
+        </w:rPr>
+      </w:r>
+      <w:r>
+        <w:rPr>
+          <w:b/>
+          <w:bCs/>
+        </w:rPr>
+        <w:fldChar w:fldCharType="end"/>
+      </w:r>
+      <w:r>
+        <w:rPr>
+          <w:b/>
+          <w:bCs/>
+        </w:rPr>
+        <w:fldChar w:fldCharType="separate"/>
+      </w:r>
+      <w:r>
+        <w:rPr>
+          <w:b/>
+          <w:bCs/>
+          <w:noProof/>
+        </w:rPr>
+        <w:t>(See Yang</w:t>
+      </w:r>
+      <w:r>
+        <w:rPr>
+          <w:b/>
+          <w:bCs/>
+          <w:i/>
+          <w:noProof/>
+        </w:rPr>
+        <w:t xml:space="preserve"> et al.</w:t>
+      </w:r>
+      <w:r>
+        <w:rPr>
+          <w:b/>
+          <w:bCs/>
+          <w:noProof/>
+        </w:rPr>
+        <w:t>, 2025)</w:t>
+      </w:r>
+      <w:r>
+        <w:rPr>
+          <w:b/>
+          <w:bCs/>
+        </w:rPr>
+        <w:fldChar w:fldCharType="end"/>
+      </w:r>
+      <w:ins w:id="106" w:author="Daniel Noble" w:date="2026-01-28T11:26:00Z" w16du:dateUtc="2026-01-28T10:26:00Z">
+        <w:del w:id="107" w:author="Ondi Crino" w:date="2026-01-29T13:18:00Z" w16du:dateUtc="2026-01-29T02:48:00Z">
+          <w:r>
+            <w:rPr>
+              <w:b/>
+              <w:bCs/>
+            </w:rPr>
+            <w:delText>(See Yang et al. 2025)</w:delText>
+          </w:r>
+        </w:del>
       </w:ins>
-      <w:ins w:id="108" w:author="Daniel Noble" w:date="2026-01-28T11:26:00Z" w16du:dateUtc="2026-01-28T10:26:00Z">
-        <w:r>
-          <w:rPr>
-            <w:b/>
-            <w:bCs/>
-          </w:rPr>
-          <w:t>combines mean-scaled and variance-scaled metrics (See Yang et al. 2025)</w:t>
-        </w:r>
-      </w:ins>
-      <w:del w:id="109" w:author="Ondi Crino" w:date="2026-01-27T13:37:00Z" w16du:dateUtc="2026-01-27T03:07:00Z">
+      <w:del w:id="108" w:author="Ondi Crino" w:date="2026-01-27T13:37:00Z" w16du:dateUtc="2026-01-27T03:07:00Z">
         <w:r>
           <w:rPr>
             <w:b/>
@@ -6311,7 +6464,23 @@
                         <w:sz w:val="24"/>
                         <w:szCs w:val="24"/>
                       </w:rPr>
-                      <m:t>phylogeny</m:t>
+                      <m:t>p</m:t>
+                    </m:r>
+                    <m:r>
+                      <w:rPr>
+                        <w:rFonts w:ascii="Cambria Math" w:hAnsi="Cambria Math" w:cs="Times New Roman"/>
+                        <w:sz w:val="24"/>
+                        <w:szCs w:val="24"/>
+                      </w:rPr>
+                      <m:t>h</m:t>
+                    </m:r>
+                    <m:r>
+                      <w:rPr>
+                        <w:rFonts w:ascii="Cambria Math" w:hAnsi="Cambria Math" w:cs="Times New Roman"/>
+                        <w:sz w:val="24"/>
+                        <w:szCs w:val="24"/>
+                      </w:rPr>
+                      <m:t>ylogeny</m:t>
                     </m:r>
                   </m:sub>
                   <m:sup>
@@ -6389,7 +6558,7 @@
                   </m:e>
                   <m:sub>
                     <m:r>
-                      <w:del w:id="110" w:author="Daniel Noble" w:date="2026-01-28T15:26:00Z" w16du:dateUtc="2026-01-28T14:26:00Z">
+                      <w:del w:id="109" w:author="Daniel Noble" w:date="2026-01-28T15:26:00Z" w16du:dateUtc="2026-01-28T14:26:00Z">
                         <w:rPr>
                           <w:rFonts w:ascii="Cambria Math" w:hAnsi="Cambria Math" w:cs="Times New Roman"/>
                           <w:sz w:val="24"/>
@@ -6399,7 +6568,7 @@
                       </w:del>
                     </m:r>
                     <m:r>
-                      <w:ins w:id="111" w:author="Daniel Noble" w:date="2026-01-28T15:26:00Z" w16du:dateUtc="2026-01-28T14:26:00Z">
+                      <w:ins w:id="110" w:author="Daniel Noble" w:date="2026-01-28T15:26:00Z" w16du:dateUtc="2026-01-28T14:26:00Z">
                         <w:rPr>
                           <w:rFonts w:ascii="Cambria Math" w:hAnsi="Cambria Math" w:cs="Times New Roman"/>
                           <w:sz w:val="24"/>
@@ -8411,6 +8580,7 @@
           <w:sz w:val="24"/>
           <w:szCs w:val="24"/>
         </w:rPr>
+        <w:lastRenderedPageBreak/>
         <mc:AlternateContent>
           <mc:Choice Requires="wpg">
             <w:drawing>
@@ -9068,7 +9238,6 @@
           <w:sz w:val="24"/>
           <w:szCs w:val="24"/>
         </w:rPr>
-        <w:lastRenderedPageBreak/>
         <w:t>Supplemental Figure</w:t>
       </w:r>
       <w:r>
@@ -9115,7 +9284,7 @@
         </w:rPr>
         <w:t xml:space="preserve">. </w:t>
       </w:r>
-      <w:bookmarkStart w:id="112" w:name="_Hlk220326683"/>
+      <w:bookmarkStart w:id="111" w:name="_Hlk220326683"/>
       <w:r>
         <w:rPr>
           <w:rFonts w:ascii="Times New Roman" w:hAnsi="Times New Roman" w:cs="Times New Roman"/>
@@ -9124,7 +9293,7 @@
         </w:rPr>
         <w:t>Each point represents an effect size (</w:t>
       </w:r>
-      <w:ins w:id="113" w:author="Ondi Crino" w:date="2026-01-26T13:29:00Z" w16du:dateUtc="2026-01-26T02:59:00Z">
+      <w:ins w:id="112" w:author="Ondi Crino" w:date="2026-01-26T13:29:00Z" w16du:dateUtc="2026-01-26T02:59:00Z">
         <w:r>
           <w:rPr>
             <w:rFonts w:ascii="Times New Roman" w:hAnsi="Times New Roman" w:cs="Times New Roman"/>
@@ -9136,7 +9305,7 @@
       </w:ins>
       <m:oMath>
         <m:r>
-          <w:ins w:id="114" w:author="Ondi Crino" w:date="2026-01-26T13:29:00Z" w16du:dateUtc="2026-01-26T02:59:00Z">
+          <w:ins w:id="113" w:author="Ondi Crino" w:date="2026-01-26T13:29:00Z" w16du:dateUtc="2026-01-26T02:59:00Z">
             <w:rPr>
               <w:rFonts w:ascii="Cambria Math" w:hAnsi="Cambria Math" w:cs="Times New Roman"/>
               <w:sz w:val="24"/>
@@ -9148,7 +9317,7 @@
         <m:sSub>
           <m:sSubPr>
             <m:ctrlPr>
-              <w:ins w:id="115" w:author="Ondi Crino" w:date="2026-01-26T13:29:00Z" w16du:dateUtc="2026-01-26T02:59:00Z">
+              <w:ins w:id="114" w:author="Ondi Crino" w:date="2026-01-26T13:29:00Z" w16du:dateUtc="2026-01-26T02:59:00Z">
                 <w:rPr>
                   <w:rFonts w:ascii="Cambria Math" w:hAnsi="Cambria Math" w:cs="Times New Roman"/>
                   <w:sz w:val="24"/>
@@ -9159,7 +9328,7 @@
           </m:sSubPr>
           <m:e>
             <m:r>
-              <w:ins w:id="116" w:author="Ondi Crino" w:date="2026-01-26T13:29:00Z" w16du:dateUtc="2026-01-26T02:59:00Z">
+              <w:ins w:id="115" w:author="Ondi Crino" w:date="2026-01-26T13:29:00Z" w16du:dateUtc="2026-01-26T02:59:00Z">
                 <w:rPr>
                   <w:rFonts w:ascii="Cambria Math" w:hAnsi="Cambria Math" w:cs="Times New Roman"/>
                   <w:sz w:val="24"/>
@@ -9171,7 +9340,7 @@
           </m:e>
           <m:sub>
             <m:r>
-              <w:ins w:id="117" w:author="Ondi Crino" w:date="2026-01-26T13:29:00Z" w16du:dateUtc="2026-01-26T02:59:00Z">
+              <w:ins w:id="116" w:author="Ondi Crino" w:date="2026-01-26T13:29:00Z" w16du:dateUtc="2026-01-26T02:59:00Z">
                 <w:rPr>
                   <w:rFonts w:ascii="Cambria Math" w:hAnsi="Cambria Math" w:cs="Times New Roman"/>
                   <w:sz w:val="24"/>
@@ -9183,7 +9352,7 @@
           </m:sub>
         </m:sSub>
       </m:oMath>
-      <w:del w:id="118" w:author="Ondi Crino" w:date="2026-01-26T13:29:00Z" w16du:dateUtc="2026-01-26T02:59:00Z">
+      <w:del w:id="117" w:author="Ondi Crino" w:date="2026-01-26T13:29:00Z" w16du:dateUtc="2026-01-26T02:59:00Z">
         <w:r>
           <w:rPr>
             <w:rFonts w:ascii="Times New Roman" w:hAnsi="Times New Roman" w:cs="Times New Roman"/>
@@ -9250,7 +9419,7 @@
         </w:rPr>
         <w:t xml:space="preserve"> = 0).</w:t>
       </w:r>
-      <w:bookmarkEnd w:id="112"/>
+      <w:bookmarkEnd w:id="111"/>
     </w:p>
     <w:p>
       <w:pPr>
@@ -9474,7 +9643,16 @@
           <w:sz w:val="24"/>
           <w:szCs w:val="24"/>
         </w:rPr>
-        <w:t xml:space="preserve"> (2022). Lean in one way, in obesity another: effects of moderate exercise in brown adipose tissue of early overfed male Wistar rats. </w:t>
+        <w:t xml:space="preserve"> (2022). Lean in one way, in obesity another: </w:t>
+      </w:r>
+      <w:r>
+        <w:rPr>
+          <w:rFonts w:ascii="Times New Roman" w:hAnsi="Times New Roman" w:cs="Times New Roman"/>
+          <w:sz w:val="24"/>
+          <w:szCs w:val="24"/>
+        </w:rPr>
+        <w:lastRenderedPageBreak/>
+        <w:t xml:space="preserve">effects of moderate exercise in brown adipose tissue of early overfed male Wistar rats. </w:t>
       </w:r>
       <w:r>
         <w:rPr>
@@ -9970,7 +10148,6 @@
           <w:sz w:val="24"/>
           <w:szCs w:val="24"/>
         </w:rPr>
-        <w:lastRenderedPageBreak/>
         <w:t>Braz, G. R. F., Silva, S. C. D., Pedroza, A. A. D., de Lemos, M. D., de Lima, F. A., da Silva, A. I. &amp; Lagranha, C. J.</w:t>
       </w:r>
       <w:r>
@@ -10790,7 +10967,6 @@
           <w:sz w:val="24"/>
           <w:szCs w:val="24"/>
         </w:rPr>
-        <w:lastRenderedPageBreak/>
         <w:t>Costantini, D.</w:t>
       </w:r>
       <w:r>
@@ -11610,7 +11786,6 @@
           <w:sz w:val="24"/>
           <w:szCs w:val="24"/>
         </w:rPr>
-        <w:lastRenderedPageBreak/>
         <w:t>Giordano, M., Costantini, D. &amp; Tschirren, B.</w:t>
       </w:r>
       <w:r>
@@ -12493,7 +12668,6 @@
           <w:sz w:val="24"/>
           <w:szCs w:val="24"/>
         </w:rPr>
-        <w:lastRenderedPageBreak/>
         <w:t>Monternier, P. A., Marmillot, V., Rouanet, J. L. &amp; Roussel, D.</w:t>
       </w:r>
       <w:r>
@@ -13313,7 +13487,6 @@
           <w:sz w:val="24"/>
           <w:szCs w:val="24"/>
         </w:rPr>
-        <w:lastRenderedPageBreak/>
         <w:t>Réus, G. Z., Fernandes, G. C., de Moura, A. B., Silva, R. H., Darabas, A. C., de Souza, T. G., Abelaira, H. M., Carneiro, C., Wendhausen, D., Michels, M., Pescador, B., Dal-Pizzol, F., Macêdo, D. S. &amp; Quevedo, J.</w:t>
       </w:r>
       <w:r>
@@ -14133,7 +14306,6 @@
           <w:sz w:val="24"/>
           <w:szCs w:val="24"/>
         </w:rPr>
-        <w:lastRenderedPageBreak/>
         <w:t>Xiao, X. Q., Williams, S. M., Grayson, B. E., Glavas, M. M., Cowley, M. A., Smith, M. S. &amp; Grove, K. L.</w:t>
       </w:r>
       <w:r>
@@ -14764,6 +14936,91 @@
           <w:szCs w:val="24"/>
         </w:rPr>
       </w:pPr>
+    </w:p>
+    <w:p>
+      <w:pPr>
+        <w:spacing w:after="0"/>
+        <w:rPr>
+          <w:rFonts w:ascii="Times New Roman" w:hAnsi="Times New Roman" w:cs="Times New Roman"/>
+          <w:sz w:val="24"/>
+          <w:szCs w:val="24"/>
+        </w:rPr>
+      </w:pPr>
+    </w:p>
+    <w:p>
+      <w:pPr>
+        <w:pStyle w:val="EndNoteBibliography"/>
+        <w:ind w:left="720" w:hanging="720"/>
+      </w:pPr>
+      <w:r>
+        <w:rPr>
+          <w:rFonts w:ascii="Times New Roman" w:hAnsi="Times New Roman" w:cs="Times New Roman"/>
+          <w:sz w:val="24"/>
+          <w:szCs w:val="24"/>
+        </w:rPr>
+        <w:fldChar w:fldCharType="begin"/>
+      </w:r>
+      <w:r>
+        <w:rPr>
+          <w:rFonts w:ascii="Times New Roman" w:hAnsi="Times New Roman" w:cs="Times New Roman"/>
+          <w:sz w:val="24"/>
+          <w:szCs w:val="24"/>
+        </w:rPr>
+        <w:instrText xml:space="preserve"> ADDIN EN.REFLIST </w:instrText>
+      </w:r>
+      <w:r>
+        <w:rPr>
+          <w:rFonts w:ascii="Times New Roman" w:hAnsi="Times New Roman" w:cs="Times New Roman"/>
+          <w:sz w:val="24"/>
+          <w:szCs w:val="24"/>
+        </w:rPr>
+        <w:fldChar w:fldCharType="separate"/>
+      </w:r>
+      <w:r>
+        <w:rPr>
+          <w:smallCaps/>
+        </w:rPr>
+        <w:t>Yang, Y. F., Noble, D. W. A., Spake, R., Senior, A. M., Lagisz, M. &amp; Nakagawa, S.</w:t>
+      </w:r>
+      <w:r>
+        <w:t xml:space="preserve"> (2025). A pluralistic framework for measuring, interpreting and decomposing heterogeneity in meta-analysis. </w:t>
+      </w:r>
+      <w:r>
+        <w:rPr>
+          <w:i/>
+        </w:rPr>
+        <w:t>Methods in Ecology and Evolution</w:t>
+      </w:r>
+      <w:r>
+        <w:t xml:space="preserve"> </w:t>
+      </w:r>
+      <w:r>
+        <w:rPr>
+          <w:b/>
+        </w:rPr>
+        <w:t>16</w:t>
+      </w:r>
+      <w:r>
+        <w:t>(11), 2710-2725.</w:t>
+      </w:r>
+    </w:p>
+    <w:p>
+      <w:pPr>
+        <w:spacing w:after="0"/>
+        <w:rPr>
+          <w:rFonts w:ascii="Times New Roman" w:hAnsi="Times New Roman" w:cs="Times New Roman"/>
+          <w:sz w:val="24"/>
+          <w:szCs w:val="24"/>
+        </w:rPr>
+      </w:pPr>
+      <w:r>
+        <w:rPr>
+          <w:rFonts w:ascii="Times New Roman" w:hAnsi="Times New Roman" w:cs="Times New Roman"/>
+          <w:sz w:val="24"/>
+          <w:szCs w:val="24"/>
+        </w:rPr>
+        <w:fldChar w:fldCharType="end"/>
+      </w:r>
     </w:p>
     <w:sectPr>
       <w:footerReference w:type="default" r:id="rId12"/>
@@ -14795,51 +15052,24 @@
       </w:r>
     </w:p>
   </w:comment>
-  <w:comment w:id="95" w:author="Daniel Noble" w:date="2026-01-28T11:27:00Z" w:initials="DN">
-    <w:p>
-      <w:pPr>
-        <w:pStyle w:val="CommentText"/>
-      </w:pPr>
-      <w:r>
-        <w:rPr>
-          <w:rStyle w:val="CommentReference"/>
-        </w:rPr>
-        <w:annotationRef/>
-      </w:r>
-      <w:r>
-        <w:t xml:space="preserve">I realise we didn’t </w:t>
-      </w:r>
-      <w:proofErr w:type="gramStart"/>
-      <w:r>
-        <w:t>actually give</w:t>
-      </w:r>
-      <w:proofErr w:type="gramEnd"/>
-      <w:r>
-        <w:t xml:space="preserve"> this metric a name. Opps, but I think we can call it the robust heterogeneity metric</w:t>
-      </w:r>
-    </w:p>
-  </w:comment>
 </w:comments>
 </file>
 
 <file path=word/commentsExtended.xml><?xml version="1.0" encoding="utf-8"?>
 <w15:commentsEx xmlns:wpc="http://schemas.microsoft.com/office/word/2010/wordprocessingCanvas" xmlns:cx="http://schemas.microsoft.com/office/drawing/2014/chartex" xmlns:cx1="http://schemas.microsoft.com/office/drawing/2015/9/8/chartex" xmlns:cx2="http://schemas.microsoft.com/office/drawing/2015/10/21/chartex" xmlns:cx3="http://schemas.microsoft.com/office/drawing/2016/5/9/chartex" xmlns:cx4="http://schemas.microsoft.com/office/drawing/2016/5/10/chartex" xmlns:cx5="http://schemas.microsoft.com/office/drawing/2016/5/11/chartex" xmlns:cx6="http://schemas.microsoft.com/office/drawing/2016/5/12/chartex" xmlns:cx7="http://schemas.microsoft.com/office/drawing/2016/5/13/chartex" xmlns:cx8="http://schemas.microsoft.com/office/drawing/2016/5/14/chartex" xmlns:mc="http://schemas.openxmlformats.org/markup-compatibility/2006" xmlns:aink="http://schemas.microsoft.com/office/drawing/2016/ink" xmlns:am3d="http://schemas.microsoft.com/office/drawing/2017/model3d" xmlns:o="urn:schemas-microsoft-com:office:office" xmlns:oel="http://schemas.microsoft.com/office/2019/extlst" xmlns:r="http://schemas.openxmlformats.org/officeDocument/2006/relationships" xmlns:m="http://schemas.openxmlformats.org/officeDocument/2006/math" xmlns:v="urn:schemas-microsoft-com:vml" xmlns:wp14="http://schemas.microsoft.com/office/word/2010/wordprocessingDrawing" xmlns:wp="http://schemas.openxmlformats.org/drawingml/2006/wordprocessingDrawing" xmlns:w10="urn:schemas-microsoft-com:office:word" xmlns:w="http://schemas.openxmlformats.org/wordprocessingml/2006/main" xmlns:w14="http://schemas.microsoft.com/office/word/2010/wordml" xmlns:w15="http://schemas.microsoft.com/office/word/2012/wordml" xmlns:w16cex="http://schemas.microsoft.com/office/word/2018/wordml/cex" xmlns:w16cid="http://schemas.microsoft.com/office/word/2016/wordml/cid" xmlns:w16="http://schemas.microsoft.com/office/word/2018/wordml" xmlns:w16du="http://schemas.microsoft.com/office/word/2023/wordml/word16du" xmlns:w16sdtdh="http://schemas.microsoft.com/office/word/2020/wordml/sdtdatahash" xmlns:w16sdtfl="http://schemas.microsoft.com/office/word/2024/wordml/sdtformatlock" xmlns:w16se="http://schemas.microsoft.com/office/word/2015/wordml/symex" xmlns:wpg="http://schemas.microsoft.com/office/word/2010/wordprocessingGroup" xmlns:wpi="http://schemas.microsoft.com/office/word/2010/wordprocessingInk" xmlns:wne="http://schemas.microsoft.com/office/word/2006/wordml" xmlns:wps="http://schemas.microsoft.com/office/word/2010/wordprocessingShape" mc:Ignorable="w14 w15 w16se w16cid w16 w16cex w16sdtdh w16sdtfl w16du wp14">
   <w15:commentEx w15:paraId="4BF3D52A" w15:done="0"/>
-  <w15:commentEx w15:paraId="7FC190E8" w15:done="0"/>
 </w15:commentsEx>
 </file>
 
 <file path=word/commentsExtensible.xml><?xml version="1.0" encoding="utf-8"?>
 <w16cex:commentsExtensible xmlns:wpc="http://schemas.microsoft.com/office/word/2010/wordprocessingCanvas" xmlns:cx="http://schemas.microsoft.com/office/drawing/2014/chartex" xmlns:cx1="http://schemas.microsoft.com/office/drawing/2015/9/8/chartex" xmlns:cx2="http://schemas.microsoft.com/office/drawing/2015/10/21/chartex" xmlns:cx3="http://schemas.microsoft.com/office/drawing/2016/5/9/chartex" xmlns:cx4="http://schemas.microsoft.com/office/drawing/2016/5/10/chartex" xmlns:cx5="http://schemas.microsoft.com/office/drawing/2016/5/11/chartex" xmlns:cx6="http://schemas.microsoft.com/office/drawing/2016/5/12/chartex" xmlns:cx7="http://schemas.microsoft.com/office/drawing/2016/5/13/chartex" xmlns:cx8="http://schemas.microsoft.com/office/drawing/2016/5/14/chartex" xmlns:cr="http://schemas.microsoft.com/office/comments/2020/reactions" xmlns:mc="http://schemas.openxmlformats.org/markup-compatibility/2006" xmlns:aink="http://schemas.microsoft.com/office/drawing/2016/ink" xmlns:am3d="http://schemas.microsoft.com/office/drawing/2017/model3d" xmlns:o="urn:schemas-microsoft-com:office:office" xmlns:oel="http://schemas.microsoft.com/office/2019/extlst" xmlns:r="http://schemas.openxmlformats.org/officeDocument/2006/relationships" xmlns:m="http://schemas.openxmlformats.org/officeDocument/2006/math" xmlns:v="urn:schemas-microsoft-com:vml" xmlns:wp14="http://schemas.microsoft.com/office/word/2010/wordprocessingDrawing" xmlns:wp="http://schemas.openxmlformats.org/drawingml/2006/wordprocessingDrawing" xmlns:w10="urn:schemas-microsoft-com:office:word" xmlns:w="http://schemas.openxmlformats.org/wordprocessingml/2006/main" xmlns:w14="http://schemas.microsoft.com/office/word/2010/wordml" xmlns:w15="http://schemas.microsoft.com/office/word/2012/wordml" xmlns:w16cex="http://schemas.microsoft.com/office/word/2018/wordml/cex" xmlns:w16cid="http://schemas.microsoft.com/office/word/2016/wordml/cid" xmlns:w16="http://schemas.microsoft.com/office/word/2018/wordml" xmlns:w16du="http://schemas.microsoft.com/office/word/2023/wordml/word16du" xmlns:w16sdtdh="http://schemas.microsoft.com/office/word/2020/wordml/sdtdatahash" xmlns:w16sdtfl="http://schemas.microsoft.com/office/word/2024/wordml/sdtformatlock" xmlns:w16se="http://schemas.microsoft.com/office/word/2015/wordml/symex" xmlns:wpg="http://schemas.microsoft.com/office/word/2010/wordprocessingGroup" xmlns:wpi="http://schemas.microsoft.com/office/word/2010/wordprocessingInk" xmlns:wne="http://schemas.microsoft.com/office/word/2006/wordml" xmlns:wps="http://schemas.microsoft.com/office/word/2010/wordprocessingShape" mc:Ignorable="w14 w15 w16se w16cid w16 w16cex w16sdtdh w16sdtfl cr w16du wp14">
   <w16cex:commentExtensible w16cex:durableId="6DF37FB7" w16cex:dateUtc="2026-01-28T10:27:00Z"/>
-  <w16cex:commentExtensible w16cex:durableId="310F68B0" w16cex:dateUtc="2026-01-28T10:27:00Z"/>
 </w16cex:commentsExtensible>
 </file>
 
 <file path=word/commentsIds.xml><?xml version="1.0" encoding="utf-8"?>
 <w16cid:commentsIds xmlns:wpc="http://schemas.microsoft.com/office/word/2010/wordprocessingCanvas" xmlns:cx="http://schemas.microsoft.com/office/drawing/2014/chartex" xmlns:cx1="http://schemas.microsoft.com/office/drawing/2015/9/8/chartex" xmlns:cx2="http://schemas.microsoft.com/office/drawing/2015/10/21/chartex" xmlns:cx3="http://schemas.microsoft.com/office/drawing/2016/5/9/chartex" xmlns:cx4="http://schemas.microsoft.com/office/drawing/2016/5/10/chartex" xmlns:cx5="http://schemas.microsoft.com/office/drawing/2016/5/11/chartex" xmlns:cx6="http://schemas.microsoft.com/office/drawing/2016/5/12/chartex" xmlns:cx7="http://schemas.microsoft.com/office/drawing/2016/5/13/chartex" xmlns:cx8="http://schemas.microsoft.com/office/drawing/2016/5/14/chartex" xmlns:mc="http://schemas.openxmlformats.org/markup-compatibility/2006" xmlns:aink="http://schemas.microsoft.com/office/drawing/2016/ink" xmlns:am3d="http://schemas.microsoft.com/office/drawing/2017/model3d" xmlns:o="urn:schemas-microsoft-com:office:office" xmlns:oel="http://schemas.microsoft.com/office/2019/extlst" xmlns:r="http://schemas.openxmlformats.org/officeDocument/2006/relationships" xmlns:m="http://schemas.openxmlformats.org/officeDocument/2006/math" xmlns:v="urn:schemas-microsoft-com:vml" xmlns:wp14="http://schemas.microsoft.com/office/word/2010/wordprocessingDrawing" xmlns:wp="http://schemas.openxmlformats.org/drawingml/2006/wordprocessingDrawing" xmlns:w10="urn:schemas-microsoft-com:office:word" xmlns:w="http://schemas.openxmlformats.org/wordprocessingml/2006/main" xmlns:w14="http://schemas.microsoft.com/office/word/2010/wordml" xmlns:w15="http://schemas.microsoft.com/office/word/2012/wordml" xmlns:w16cex="http://schemas.microsoft.com/office/word/2018/wordml/cex" xmlns:w16cid="http://schemas.microsoft.com/office/word/2016/wordml/cid" xmlns:w16="http://schemas.microsoft.com/office/word/2018/wordml" xmlns:w16du="http://schemas.microsoft.com/office/word/2023/wordml/word16du" xmlns:w16sdtdh="http://schemas.microsoft.com/office/word/2020/wordml/sdtdatahash" xmlns:w16sdtfl="http://schemas.microsoft.com/office/word/2024/wordml/sdtformatlock" xmlns:w16se="http://schemas.microsoft.com/office/word/2015/wordml/symex" xmlns:wpg="http://schemas.microsoft.com/office/word/2010/wordprocessingGroup" xmlns:wpi="http://schemas.microsoft.com/office/word/2010/wordprocessingInk" xmlns:wne="http://schemas.microsoft.com/office/word/2006/wordml" xmlns:wps="http://schemas.microsoft.com/office/word/2010/wordprocessingShape" mc:Ignorable="w14 w15 w16se w16cid w16 w16cex w16sdtdh w16sdtfl w16du wp14">
   <w16cid:commentId w16cid:paraId="4BF3D52A" w16cid:durableId="6DF37FB7"/>
-  <w16cid:commentId w16cid:paraId="7FC190E8" w16cid:durableId="310F68B0"/>
 </w16cid:commentsIds>
 </file>
 
@@ -15560,7 +15790,6 @@
   <w:style w:type="character" w:default="1" w:styleId="DefaultParagraphFont">
     <w:name w:val="Default Paragraph Font"/>
     <w:uiPriority w:val="1"/>
-    <w:semiHidden/>
     <w:unhideWhenUsed/>
   </w:style>
   <w:style w:type="table" w:default="1" w:styleId="TableNormal">
@@ -15877,6 +16106,7 @@
   <w:style w:type="paragraph" w:customStyle="1" w:styleId="ImageCaption">
     <w:name w:val="Image Caption"/>
     <w:basedOn w:val="Caption"/>
+    <w:link w:val="ImageCaptionChar"/>
     <w:rsid w:val="00485B73"/>
     <w:pPr>
       <w:spacing w:after="120"/>
@@ -15897,6 +16127,7 @@
     <w:name w:val="caption"/>
     <w:basedOn w:val="Normal"/>
     <w:next w:val="Normal"/>
+    <w:link w:val="CaptionChar"/>
     <w:uiPriority w:val="35"/>
     <w:semiHidden/>
     <w:unhideWhenUsed/>
@@ -16115,6 +16346,71 @@
       <w:bCs/>
       <w:sz w:val="20"/>
       <w:szCs w:val="20"/>
+    </w:rPr>
+  </w:style>
+  <w:style w:type="paragraph" w:customStyle="1" w:styleId="EndNoteBibliographyTitle">
+    <w:name w:val="EndNote Bibliography Title"/>
+    <w:basedOn w:val="Normal"/>
+    <w:link w:val="EndNoteBibliographyTitleChar"/>
+    <w:rsid w:val="000028FE"/>
+    <w:pPr>
+      <w:spacing w:after="0"/>
+      <w:jc w:val="center"/>
+    </w:pPr>
+    <w:rPr>
+      <w:rFonts w:ascii="Aptos" w:hAnsi="Aptos"/>
+      <w:noProof/>
+      <w:lang w:val="en-US"/>
+    </w:rPr>
+  </w:style>
+  <w:style w:type="character" w:customStyle="1" w:styleId="CaptionChar">
+    <w:name w:val="Caption Char"/>
+    <w:basedOn w:val="DefaultParagraphFont"/>
+    <w:link w:val="Caption"/>
+    <w:uiPriority w:val="35"/>
+    <w:semiHidden/>
+    <w:rsid w:val="000028FE"/>
+    <w:rPr>
+      <w:i/>
+      <w:iCs/>
+      <w:color w:val="0E2841" w:themeColor="text2"/>
+      <w:sz w:val="18"/>
+      <w:szCs w:val="18"/>
+    </w:rPr>
+  </w:style>
+  <w:style w:type="character" w:customStyle="1" w:styleId="ImageCaptionChar">
+    <w:name w:val="Image Caption Char"/>
+    <w:basedOn w:val="CaptionChar"/>
+    <w:link w:val="ImageCaption"/>
+    <w:rsid w:val="000028FE"/>
+    <w:rPr>
+      <w:rFonts w:ascii="Times New Roman" w:hAnsi="Times New Roman"/>
+      <w:i w:val="0"/>
+      <w:iCs w:val="0"/>
+      <w:color w:val="0E2841" w:themeColor="text2"/>
+      <w:kern w:val="0"/>
+      <w:sz w:val="24"/>
+      <w:szCs w:val="24"/>
+      <w:lang w:val="en-US"/>
+      <w14:ligatures w14:val="none"/>
+    </w:rPr>
+  </w:style>
+  <w:style w:type="character" w:customStyle="1" w:styleId="EndNoteBibliographyTitleChar">
+    <w:name w:val="EndNote Bibliography Title Char"/>
+    <w:basedOn w:val="ImageCaptionChar"/>
+    <w:link w:val="EndNoteBibliographyTitle"/>
+    <w:rsid w:val="000028FE"/>
+    <w:rPr>
+      <w:rFonts w:ascii="Aptos" w:hAnsi="Aptos"/>
+      <w:i w:val="0"/>
+      <w:iCs w:val="0"/>
+      <w:noProof/>
+      <w:color w:val="0E2841" w:themeColor="text2"/>
+      <w:kern w:val="0"/>
+      <w:sz w:val="24"/>
+      <w:szCs w:val="24"/>
+      <w:lang w:val="en-US"/>
+      <w14:ligatures w14:val="none"/>
     </w:rPr>
   </w:style>
 </w:styles>
